--- a/docs/P0-P8_design_rationale.docx
+++ b/docs/P0-P8_design_rationale.docx
@@ -1600,7 +1600,7 @@
                 <w:sz w:val="19"/>
                 <w:szCs w:val="19"/>
               </w:rPr>
-              <w:t xml:space="preserve">A + B + CL1</w:t>
+              <w:t xml:space="preserve">A + B + E5</w:t>
             </w:r>
           </w:p>
         </w:tc>
@@ -1623,7 +1623,7 @@
                 <w:sz w:val="19"/>
                 <w:szCs w:val="19"/>
               </w:rPr>
-              <w:t xml:space="preserve">Baseline with no routing. The CL1 degron pushes hard into the proteasome.</w:t>
+              <w:t xml:space="preserve">Baseline with no routing, and the only construct where the degron has a free C-terminus — so this is the degron-positive comparator.</w:t>
             </w:r>
           </w:p>
         </w:tc>
@@ -1817,7 +1817,7 @@
                 <w:sz w:val="19"/>
                 <w:szCs w:val="19"/>
               </w:rPr>
-              <w:t xml:space="preserve">Can one mRNA send two antigens to two compartments deliberately?</w:t>
+              <w:t xml:space="preserve">Can one mRNA send two antigens to two compartments deliberately? Note E5 is internal here, so it is expected to be weak.</w:t>
             </w:r>
           </w:p>
         </w:tc>
@@ -2563,6 +2563,57 @@
                 <w:sz w:val="19"/>
                 <w:szCs w:val="19"/>
               </w:rPr>
+              <w:t xml:space="preserve">E5 degron (EEEEE)</w:t>
+            </w:r>
+          </w:p>
+        </w:tc>
+        <w:tc>
+          <w:tcPr>
+            <w:tcW w:type="dxa" w:w="7160"/>
+            <w:tcMar>
+              <w:top w:type="dxa" w:w="90"/>
+              <w:left w:type="dxa" w:w="120"/>
+              <w:bottom w:type="dxa" w:w="90"/>
+              <w:right w:type="dxa" w:w="120"/>
+            </w:tcMar>
+          </w:tcPr>
+          <w:p>
+            <w:pPr>
+              <w:spacing w:after="0" w:line="252"/>
+            </w:pPr>
+            <w:r>
+              <w:rPr>
+                <w:sz w:val="19"/>
+                <w:szCs w:val="19"/>
+              </w:rPr>
+              <w:t xml:space="preserve">An acidic C-degron that accelerates proteasomal turnover, which is what MHC I peptide supply actually depends on. This is the element CVGBM carries and the one that performed best in CureVac’s own routing screen. It is positional: a C-degron needs a free C-terminus, so it works in P0–P5 where it ends the protein, and is expected to be weak or inactive in P7/P8 where it sits upstream of P2A and the skip product has no free C-terminus. Its codons are pinned to GAAGAGGAAGAGGAG — five glutamates in a row are inherently repetitive, and alternating GAA/GAG breaks a periodicity that would otherwise create a 12-nt direct repeat.</w:t>
+            </w:r>
+          </w:p>
+        </w:tc>
+      </w:tr>
+      <w:tr>
+        <w:tc>
+          <w:tcPr>
+            <w:tcW w:type="dxa" w:w="2200"/>
+            <w:tcMar>
+              <w:top w:type="dxa" w:w="90"/>
+              <w:left w:type="dxa" w:w="120"/>
+              <w:bottom w:type="dxa" w:w="90"/>
+              <w:right w:type="dxa" w:w="120"/>
+            </w:tcMar>
+          </w:tcPr>
+          <w:p>
+            <w:pPr>
+              <w:spacing w:after="0" w:line="252"/>
+            </w:pPr>
+            <w:r>
+              <w:rPr>
+                <w:rFonts w:ascii="Consolas" w:cs="Consolas" w:eastAsia="Consolas" w:hAnsi="Consolas"/>
+                <w:b/>
+                <w:bCs/>
+                <w:sz w:val="19"/>
+                <w:szCs w:val="19"/>
+              </w:rPr>
               <w:t xml:space="preserve">GGGGS linkers</w:t>
             </w:r>
           </w:p>
@@ -2671,7 +2722,27 @@
                 <w:sz w:val="21"/>
                 <w:szCs w:val="21"/>
               </w:rPr>
-              <w:t xml:space="preserve"> Only the class II readout distinguishes the routes. Plan the conclusions on that basis before the first experiment, not after.</w:t>
+              <w:t xml:space="preserve"> Only the class II readout distinguishes the routes. The same care applies to the degron: E5 only has a free C-terminus in P0–P5; in P7 and P8 it sits upstream of the P2A skip and the upstream product never gets one, so </w:t>
+            </w:r>
+            <w:r>
+              <w:rPr>
+                <w:rFonts w:ascii="Calibri" w:cs="Calibri" w:eastAsia="Calibri" w:hAnsi="Calibri"/>
+                <w:b/>
+                <w:bCs/>
+                <w:color w:val="15222C"/>
+                <w:sz w:val="21"/>
+                <w:szCs w:val="21"/>
+              </w:rPr>
+              <w:t xml:space="preserve">P5 is the degron-positive comparator, not P7/P8.</w:t>
+            </w:r>
+            <w:r>
+              <w:rPr>
+                <w:rFonts w:ascii="Calibri" w:cs="Calibri" w:eastAsia="Calibri" w:hAnsi="Calibri"/>
+                <w:color w:val="15222C"/>
+                <w:sz w:val="21"/>
+                <w:szCs w:val="21"/>
+              </w:rPr>
+              <w:t xml:space="preserve"> Plan the conclusions on that basis before the first experiment, not after.</w:t>
             </w:r>
           </w:p>
         </w:tc>
@@ -2817,7 +2888,7 @@
           <w:sz w:val="18"/>
           <w:szCs w:val="18"/>
         </w:rPr>
-        <w:t xml:space="preserve">Constructs P0–P8 on pVax1_AG (3855 bp backbone; assembled plasmids 3441–3726 bp). Nine gBlocks, 346–631 bp. Every map verified against the parent vector — reading frame, Kozak junction, AGG transcription start, BsaI count, poly(A) integrity and backbone elements re-derived from the assembled sequence rather than assumed.</w:t>
+        <w:t xml:space="preserve">Constructs P0–P8 on pVax1_AG (3855 bp backbone; assembled plasmids 3402–3690 bp, matching the audited architecture table exactly). Nine gBlocks, 307–595 bp. Every map verified against the parent vector — reading frame, Kozak junction, AGG transcription start, BsaI count, poly(A) integrity and backbone elements re-derived from the assembled sequence rather than assumed.</w:t>
       </w:r>
     </w:p>
     <w:sectPr>

--- a/docs/P0-P8_design_rationale.docx
+++ b/docs/P0-P8_design_rationale.docx
@@ -14,7 +14,7 @@
           <w:sz w:val="16"/>
           <w:szCs w:val="16"/>
         </w:rPr>
-        <w:t xml:space="preserve">pVax1_AG  ·  NINE CONSTRUCTS  ·  DESIGN RATIONALE</w:t>
+        <w:t xml:space="preserve">pJET1.2  ·  NINE CONSTRUCTS  ·  DESIGN RATIONALE</w:t>
       </w:r>
     </w:p>
     <w:p>
@@ -178,7 +178,7 @@
       <w:r>
         <w:drawing>
           <wp:inline distT="0" distB="0" distL="0" distR="0">
-            <wp:extent cx="5943600" cy="2286000"/>
+            <wp:extent cx="5943600" cy="2076450"/>
             <wp:effectExtent t="0" r="0" b="0" l="0"/>
             <wp:docPr id="1" name="" descr="" title=""/>
             <wp:cNvGraphicFramePr>
@@ -203,7 +203,7 @@
                   <pic:spPr bwMode="auto">
                     <a:xfrm>
                       <a:off x="0" y="0"/>
-                      <a:ext cx="5943600" cy="2286000"/>
+                      <a:ext cx="5943600" cy="2076450"/>
                     </a:xfrm>
                     <a:prstGeom prst="rect">
                       <a:avLst/>
@@ -403,7 +403,7 @@
       <w:r>
         <w:drawing>
           <wp:inline distT="0" distB="0" distL="0" distR="0">
-            <wp:extent cx="5943600" cy="1800225"/>
+            <wp:extent cx="5943600" cy="1657350"/>
             <wp:effectExtent t="0" r="0" b="0" l="0"/>
             <wp:docPr id="1" name="" descr="" title=""/>
             <wp:cNvGraphicFramePr>
@@ -428,7 +428,7 @@
                   <pic:spPr bwMode="auto">
                     <a:xfrm>
                       <a:off x="0" y="0"/>
-                      <a:ext cx="5943600" cy="1800225"/>
+                      <a:ext cx="5943600" cy="1657350"/>
                     </a:xfrm>
                     <a:prstGeom prst="rect">
                       <a:avLst/>
@@ -463,7 +463,7 @@
           <w:sz w:val="19"/>
           <w:szCs w:val="19"/>
         </w:rPr>
-        <w:t xml:space="preserve">Why both modules, always. Drop the TM and the antigen is secreted (B) — the one outcome that helps nobody. Keep both (C) and the cassette sits in the lumen that becomes the MIIC, with the sorting tail left in the cytosol where adaptor proteins can read it. </w:t>
+        <w:t xml:space="preserve">Why both modules, always. A signal peptide alone gives a secreted protein — the one outcome that helps nobody. Only the pair leaves the cassette in the lumen that becomes the MIIC, with the sorting tail in the cytosol where adaptor proteins can read it. </w:t>
       </w:r>
       <w:r>
         <w:rPr>
@@ -483,7 +483,7 @@
           <w:sz w:val="19"/>
           <w:szCs w:val="19"/>
         </w:rPr>
-        <w:t xml:space="preserve"> — it is the cytosolic baseline (A).</w:t>
+        <w:t xml:space="preserve"> — it is the cytosolic baseline.</w:t>
       </w:r>
     </w:p>
     <w:p>
@@ -560,7 +560,7 @@
       <w:r>
         <w:drawing>
           <wp:inline distT="0" distB="0" distL="0" distR="0">
-            <wp:extent cx="5943600" cy="2209800"/>
+            <wp:extent cx="5943600" cy="3305175"/>
             <wp:effectExtent t="0" r="0" b="0" l="0"/>
             <wp:docPr id="1" name="" descr="" title=""/>
             <wp:cNvGraphicFramePr>
@@ -585,7 +585,7 @@
                   <pic:spPr bwMode="auto">
                     <a:xfrm>
                       <a:off x="0" y="0"/>
-                      <a:ext cx="5943600" cy="2209800"/>
+                      <a:ext cx="5943600" cy="3305175"/>
                     </a:xfrm>
                     <a:prstGeom prst="rect">
                       <a:avLst/>
@@ -620,7 +620,7 @@
           <w:sz w:val="19"/>
           <w:szCs w:val="19"/>
         </w:rPr>
-        <w:t xml:space="preserve">Same destination, different journey. The CTLA-4 tail sends the protein to the cell surface first, where AP-2 and clathrin rapidly pull it back into endosomes; the LAMP1 tail takes an AP-3 shortcut straight from the Golgi. </w:t>
+        <w:t xml:space="preserve">All nine constructs, drawn to scale and generated from the design library rather than by hand. Colour marks the routing module: amber for the CTLA-4 tail, teal for LAMP1. </w:t>
       </w:r>
       <w:r>
         <w:rPr>
@@ -631,148 +631,7 @@
           <w:sz w:val="19"/>
           <w:szCs w:val="19"/>
         </w:rPr>
-        <w:t xml:space="preserve">P6 versus P0–P4 asks whether that detour via the surface helps or hurts.</w:t>
-      </w:r>
-      <w:r>
-        <w:rPr>
-          <w:rFonts w:ascii="Calibri" w:cs="Calibri" w:eastAsia="Calibri" w:hAnsi="Calibri"/>
-          <w:color w:val="4A6373"/>
-          <w:sz w:val="19"/>
-          <w:szCs w:val="19"/>
-        </w:rPr>
-        <w:t xml:space="preserve"> We keep the CTLA-4 extracellular IgV domain out of the construct — that is the part that would bind CD80/CD86 and do real checkpoint signalling.</w:t>
-      </w:r>
-    </w:p>
-    <w:p>
-      <w:pPr>
-        <w:pStyle w:val="Heading2"/>
-        <w:spacing w:after="120" w:before="240"/>
-      </w:pPr>
-      <w:r>
-        <w:rPr>
-          <w:rFonts w:ascii="Cambria" w:cs="Cambria" w:eastAsia="Cambria" w:hAnsi="Cambria"/>
-          <w:b/>
-          <w:bCs/>
-          <w:color w:val="15222C"/>
-          <w:sz w:val="24"/>
-          <w:szCs w:val="24"/>
-        </w:rPr>
-        <w:t xml:space="preserve">Why the module order is not ours to choose</w:t>
-      </w:r>
-    </w:p>
-    <w:p>
-      <w:pPr>
-        <w:spacing w:after="160" w:line="276"/>
-      </w:pPr>
-      <w:r>
-        <w:rPr>
-          <w:rFonts w:ascii="Consolas" w:cs="Consolas" w:eastAsia="Consolas" w:hAnsi="Consolas"/>
-          <w:color w:val="15222C"/>
-          <w:sz w:val="19"/>
-          <w:szCs w:val="19"/>
-        </w:rPr>
-        <w:t xml:space="preserve">GYQTI</w:t>
-      </w:r>
-      <w:r>
-        <w:rPr>
-          <w:rFonts w:ascii="Calibri" w:cs="Calibri" w:eastAsia="Calibri" w:hAnsi="Calibri"/>
-          <w:color w:val="15222C"/>
-          <w:sz w:val="21"/>
-          <w:szCs w:val="21"/>
-        </w:rPr>
-        <w:t xml:space="preserve"> only works as the </w:t>
-      </w:r>
-      <w:r>
-        <w:rPr>
-          <w:rFonts w:ascii="Calibri" w:cs="Calibri" w:eastAsia="Calibri" w:hAnsi="Calibri"/>
-          <w:i/>
-          <w:iCs/>
-          <w:color w:val="15222C"/>
-          <w:sz w:val="21"/>
-          <w:szCs w:val="21"/>
-        </w:rPr>
-        <w:t xml:space="preserve">last five residues of the protein</w:t>
-      </w:r>
-      <w:r>
-        <w:rPr>
-          <w:rFonts w:ascii="Calibri" w:cs="Calibri" w:eastAsia="Calibri" w:hAnsi="Calibri"/>
-          <w:color w:val="15222C"/>
-          <w:sz w:val="21"/>
-          <w:szCs w:val="21"/>
-        </w:rPr>
-        <w:t xml:space="preserve">. Append anything and the AP-3 adaptor stops binding, and the construct silently reroutes to the plasma membrane — which reads as a negative result, not as a mistake. </w:t>
-      </w:r>
-      <w:r>
-        <w:rPr>
-          <w:rFonts w:ascii="Consolas" w:cs="Consolas" w:eastAsia="Consolas" w:hAnsi="Consolas"/>
-          <w:color w:val="15222C"/>
-          <w:sz w:val="19"/>
-          <w:szCs w:val="19"/>
-        </w:rPr>
-        <w:t xml:space="preserve">YVKM</w:t>
-      </w:r>
-      <w:r>
-        <w:rPr>
-          <w:rFonts w:ascii="Calibri" w:cs="Calibri" w:eastAsia="Calibri" w:hAnsi="Calibri"/>
-          <w:color w:val="15222C"/>
-          <w:sz w:val="21"/>
-          <w:szCs w:val="21"/>
-        </w:rPr>
-        <w:t xml:space="preserve"> has no such constraint: it sits internally with 19 native residues after it.</w:t>
-      </w:r>
-    </w:p>
-    <w:p>
-      <w:pPr>
-        <w:spacing w:after="160" w:line="276"/>
-      </w:pPr>
-      <w:r>
-        <w:rPr>
-          <w:rFonts w:ascii="Calibri" w:cs="Calibri" w:eastAsia="Calibri" w:hAnsi="Calibri"/>
-          <w:color w:val="15222C"/>
-          <w:sz w:val="21"/>
-          <w:szCs w:val="21"/>
-        </w:rPr>
-        <w:t xml:space="preserve">That asymmetry is the entire reason P7 and P8 are built the way they are. Each carries two separate proteins from one mRNA, split by a </w:t>
-      </w:r>
-      <w:r>
-        <w:rPr>
-          <w:rFonts w:ascii="Calibri" w:cs="Calibri" w:eastAsia="Calibri" w:hAnsi="Calibri"/>
-          <w:b/>
-          <w:bCs/>
-          <w:color w:val="15222C"/>
-          <w:sz w:val="21"/>
-          <w:szCs w:val="21"/>
-        </w:rPr>
-        <w:t xml:space="preserve">P2A</w:t>
-      </w:r>
-      <w:r>
-        <w:rPr>
-          <w:rFonts w:ascii="Calibri" w:cs="Calibri" w:eastAsia="Calibri" w:hAnsi="Calibri"/>
-          <w:color w:val="15222C"/>
-          <w:sz w:val="21"/>
-          <w:szCs w:val="21"/>
-        </w:rPr>
-        <w:t xml:space="preserve"> ribosomal skipping element — and the LAMP1 arm has to be the </w:t>
-      </w:r>
-      <w:r>
-        <w:rPr>
-          <w:rFonts w:ascii="Calibri" w:cs="Calibri" w:eastAsia="Calibri" w:hAnsi="Calibri"/>
-          <w:i/>
-          <w:iCs/>
-          <w:color w:val="15222C"/>
-          <w:sz w:val="21"/>
-          <w:szCs w:val="21"/>
-        </w:rPr>
-        <w:t xml:space="preserve">downstream</w:t>
-      </w:r>
-      <w:r>
-        <w:rPr>
-          <w:rFonts w:ascii="Calibri" w:cs="Calibri" w:eastAsia="Calibri" w:hAnsi="Calibri"/>
-          <w:color w:val="15222C"/>
-          <w:sz w:val="21"/>
-          <w:szCs w:val="21"/>
-        </w:rPr>
-        <w:t xml:space="preserve"> one, because only the downstream arm can end the polypeptide.</w:t>
+        <w:t xml:space="preserve">P0 is scaffold only; P5 drops the routing modules entirely; P7 and P8 split into two separately routed proteins at P2A.</w:t>
       </w:r>
     </w:p>
     <w:p>
@@ -783,7 +642,7 @@
       <w:r>
         <w:drawing>
           <wp:inline distT="0" distB="0" distL="0" distR="0">
-            <wp:extent cx="5943600" cy="1038225"/>
+            <wp:extent cx="5943600" cy="2076450"/>
             <wp:effectExtent t="0" r="0" b="0" l="0"/>
             <wp:docPr id="1" name="" descr="" title=""/>
             <wp:cNvGraphicFramePr>
@@ -808,7 +667,7 @@
                   <pic:spPr bwMode="auto">
                     <a:xfrm>
                       <a:off x="0" y="0"/>
-                      <a:ext cx="5943600" cy="1038225"/>
+                      <a:ext cx="5943600" cy="2076450"/>
                     </a:xfrm>
                     <a:prstGeom prst="rect">
                       <a:avLst/>
@@ -843,16 +702,18 @@
           <w:sz w:val="19"/>
           <w:szCs w:val="19"/>
         </w:rPr>
-        <w:t xml:space="preserve">A positional constraint, drawn. The failure mode is quiet: the construct still expresses, still shows an HA signal, and simply routes to the wrong place. Our build checks this automatically — every LAMP1-bearing construct is asserted to end in </w:t>
-      </w:r>
-      <w:r>
-        <w:rPr>
-          <w:rFonts w:ascii="Consolas" w:cs="Consolas" w:eastAsia="Consolas" w:hAnsi="Consolas"/>
+        <w:t xml:space="preserve">Same destination, different journey. The CTLA-4 tail sends the protein to the cell surface first, where AP-2 and clathrin rapidly pull it back into endosomes; the LAMP1 tail takes an AP-3 shortcut straight from the Golgi. </w:t>
+      </w:r>
+      <w:r>
+        <w:rPr>
+          <w:rFonts w:ascii="Calibri" w:cs="Calibri" w:eastAsia="Calibri" w:hAnsi="Calibri"/>
+          <w:b/>
+          <w:bCs/>
           <w:color w:val="4A6373"/>
           <w:sz w:val="19"/>
           <w:szCs w:val="19"/>
         </w:rPr>
-        <w:t xml:space="preserve">GYQTI</w:t>
+        <w:t xml:space="preserve">P6 versus P0–P4 asks whether that detour via the surface helps or hurts.</w:t>
       </w:r>
       <w:r>
         <w:rPr>
@@ -861,33 +722,13 @@
           <w:sz w:val="19"/>
           <w:szCs w:val="19"/>
         </w:rPr>
-        <w:t xml:space="preserve">.</w:t>
-      </w:r>
-    </w:p>
-    <w:p>
-      <w:r>
-        <w:br w:type="page"/>
-      </w:r>
-    </w:p>
-    <w:p>
-      <w:pPr>
-        <w:spacing w:after="40" w:before="260"/>
-      </w:pPr>
-      <w:r>
-        <w:rPr>
-          <w:rFonts w:ascii="Consolas" w:cs="Consolas" w:eastAsia="Consolas" w:hAnsi="Consolas"/>
-          <w:color w:val="4A6373"/>
-          <w:spacing w:val="24"/>
-          <w:sz w:val="16"/>
-          <w:szCs w:val="16"/>
-        </w:rPr>
-        <w:t xml:space="preserve">04 — THE PANEL</w:t>
-      </w:r>
-    </w:p>
-    <w:p>
-      <w:pPr>
-        <w:pStyle w:val="Heading1"/>
-        <w:spacing w:after="140" w:before="360"/>
+        <w:t xml:space="preserve"> We keep the CTLA-4 extracellular IgV domain out of the construct — that is the part that would bind CD80/CD86 and do real checkpoint signalling.</w:t>
+      </w:r>
+    </w:p>
+    <w:p>
+      <w:pPr>
+        <w:pStyle w:val="Heading2"/>
+        <w:spacing w:after="120" w:before="240"/>
       </w:pPr>
       <w:r>
         <w:rPr>
@@ -895,10 +736,10 @@
           <w:b/>
           <w:bCs/>
           <w:color w:val="15222C"/>
-          <w:sz w:val="30"/>
-          <w:szCs w:val="30"/>
-        </w:rPr>
-        <w:t xml:space="preserve">What each construct is for</w:t>
+          <w:sz w:val="24"/>
+          <w:szCs w:val="24"/>
+        </w:rPr>
+        <w:t xml:space="preserve">Why the module order is not ours to choose</w:t>
       </w:r>
     </w:p>
     <w:p>
@@ -907,1063 +748,113 @@
       </w:pPr>
       <w:r>
         <w:rPr>
-          <w:rFonts w:ascii="Calibri" w:cs="Calibri" w:eastAsia="Calibri" w:hAnsi="Calibri"/>
-          <w:color w:val="15222C"/>
-          <w:sz w:val="21"/>
-          <w:szCs w:val="21"/>
-        </w:rPr>
-        <w:t xml:space="preserve">Nine constructs, one variable moved at a time. P0 and P1/P2 are the controls that make the rest interpretable — without them, a weak signal from P3 could be the scaffold, the antigen, or the route, and we would not know which.</w:t>
-      </w:r>
-    </w:p>
-    <w:tbl>
-      <w:tblPr>
-        <w:tblW w:type="dxa" w:w="9360"/>
-        <w:tblBorders>
-          <w:top w:val="single" w:color="D2DBE1" w:sz="4"/>
-          <w:left w:val="single" w:color="D2DBE1" w:sz="4"/>
-          <w:bottom w:val="single" w:color="D2DBE1" w:sz="4"/>
-          <w:right w:val="single" w:color="D2DBE1" w:sz="4"/>
-          <w:insideH w:val="single" w:color="D2DBE1" w:sz="4"/>
-          <w:insideV w:val="single" w:color="D2DBE1" w:sz="4"/>
-        </w:tblBorders>
-      </w:tblPr>
-      <w:tblGrid>
-        <w:gridCol w:w="900"/>
-        <w:gridCol w:w="1300"/>
-        <w:gridCol w:w="1500"/>
-        <w:gridCol w:w="5660"/>
-      </w:tblGrid>
-      <w:tr>
-        <w:trPr>
-          <w:tblHeader/>
-        </w:trPr>
-        <w:tc>
-          <w:tcPr>
-            <w:tcW w:type="dxa" w:w="900"/>
-            <w:shd w:fill="EFF3F5" w:color="auto" w:val="clear"/>
-            <w:tcMar>
-              <w:top w:type="dxa" w:w="90"/>
-              <w:left w:type="dxa" w:w="120"/>
-              <w:bottom w:type="dxa" w:w="90"/>
-              <w:right w:type="dxa" w:w="120"/>
-            </w:tcMar>
-          </w:tcPr>
-          <w:p>
-            <w:pPr>
-              <w:spacing w:after="0" w:line="252"/>
-            </w:pPr>
-            <w:r>
-              <w:rPr>
-                <w:b/>
-                <w:bCs/>
-                <w:color w:val="4A6373"/>
-                <w:sz w:val="17"/>
-                <w:szCs w:val="17"/>
-              </w:rPr>
-              <w:t xml:space="preserve">Construct</w:t>
-            </w:r>
-          </w:p>
-        </w:tc>
-        <w:tc>
-          <w:tcPr>
-            <w:tcW w:type="dxa" w:w="1300"/>
-            <w:shd w:fill="EFF3F5" w:color="auto" w:val="clear"/>
-            <w:tcMar>
-              <w:top w:type="dxa" w:w="90"/>
-              <w:left w:type="dxa" w:w="120"/>
-              <w:bottom w:type="dxa" w:w="90"/>
-              <w:right w:type="dxa" w:w="120"/>
-            </w:tcMar>
-          </w:tcPr>
-          <w:p>
-            <w:pPr>
-              <w:spacing w:after="0" w:line="252"/>
-            </w:pPr>
-            <w:r>
-              <w:rPr>
-                <w:b/>
-                <w:bCs/>
-                <w:color w:val="4A6373"/>
-                <w:sz w:val="17"/>
-                <w:szCs w:val="17"/>
-              </w:rPr>
-              <w:t xml:space="preserve">Route</w:t>
-            </w:r>
-          </w:p>
-        </w:tc>
-        <w:tc>
-          <w:tcPr>
-            <w:tcW w:type="dxa" w:w="1500"/>
-            <w:shd w:fill="EFF3F5" w:color="auto" w:val="clear"/>
-            <w:tcMar>
-              <w:top w:type="dxa" w:w="90"/>
-              <w:left w:type="dxa" w:w="120"/>
-              <w:bottom w:type="dxa" w:w="90"/>
-              <w:right w:type="dxa" w:w="120"/>
-            </w:tcMar>
-          </w:tcPr>
-          <w:p>
-            <w:pPr>
-              <w:spacing w:after="0" w:line="252"/>
-            </w:pPr>
-            <w:r>
-              <w:rPr>
-                <w:b/>
-                <w:bCs/>
-                <w:color w:val="4A6373"/>
-                <w:sz w:val="17"/>
-                <w:szCs w:val="17"/>
-              </w:rPr>
-              <w:t xml:space="preserve">Payload</w:t>
-            </w:r>
-          </w:p>
-        </w:tc>
-        <w:tc>
-          <w:tcPr>
-            <w:tcW w:type="dxa" w:w="5660"/>
-            <w:shd w:fill="EFF3F5" w:color="auto" w:val="clear"/>
-            <w:tcMar>
-              <w:top w:type="dxa" w:w="90"/>
-              <w:left w:type="dxa" w:w="120"/>
-              <w:bottom w:type="dxa" w:w="90"/>
-              <w:right w:type="dxa" w:w="120"/>
-            </w:tcMar>
-          </w:tcPr>
-          <w:p>
-            <w:pPr>
-              <w:spacing w:after="0" w:line="252"/>
-            </w:pPr>
-            <w:r>
-              <w:rPr>
-                <w:b/>
-                <w:bCs/>
-                <w:color w:val="4A6373"/>
-                <w:sz w:val="17"/>
-                <w:szCs w:val="17"/>
-              </w:rPr>
-              <w:t xml:space="preserve">The question it answers</w:t>
-            </w:r>
-          </w:p>
-        </w:tc>
-      </w:tr>
-      <w:tr>
-        <w:tc>
-          <w:tcPr>
-            <w:tcW w:type="dxa" w:w="900"/>
-            <w:tcMar>
-              <w:top w:type="dxa" w:w="90"/>
-              <w:left w:type="dxa" w:w="120"/>
-              <w:bottom w:type="dxa" w:w="90"/>
-              <w:right w:type="dxa" w:w="120"/>
-            </w:tcMar>
-          </w:tcPr>
-          <w:p>
-            <w:pPr>
-              <w:spacing w:after="0" w:line="252"/>
-            </w:pPr>
-            <w:r>
-              <w:rPr>
-                <w:rFonts w:ascii="Consolas" w:cs="Consolas" w:eastAsia="Consolas" w:hAnsi="Consolas"/>
-                <w:b/>
-                <w:bCs/>
-                <w:sz w:val="19"/>
-                <w:szCs w:val="19"/>
-              </w:rPr>
-              <w:t xml:space="preserve">P0</w:t>
-            </w:r>
-          </w:p>
-        </w:tc>
-        <w:tc>
-          <w:tcPr>
-            <w:tcW w:type="dxa" w:w="1300"/>
-            <w:tcMar>
-              <w:top w:type="dxa" w:w="90"/>
-              <w:left w:type="dxa" w:w="120"/>
-              <w:bottom w:type="dxa" w:w="90"/>
-              <w:right w:type="dxa" w:w="120"/>
-            </w:tcMar>
-          </w:tcPr>
-          <w:p>
-            <w:pPr>
-              <w:spacing w:after="0" w:line="252"/>
-            </w:pPr>
-            <w:r>
-              <w:rPr>
-                <w:sz w:val="19"/>
-                <w:szCs w:val="19"/>
-              </w:rPr>
-              <w:t xml:space="preserve">CTLA-4</w:t>
-            </w:r>
-          </w:p>
-        </w:tc>
-        <w:tc>
-          <w:tcPr>
-            <w:tcW w:type="dxa" w:w="1500"/>
-            <w:tcMar>
-              <w:top w:type="dxa" w:w="90"/>
-              <w:left w:type="dxa" w:w="120"/>
-              <w:bottom w:type="dxa" w:w="90"/>
-              <w:right w:type="dxa" w:w="120"/>
-            </w:tcMar>
-          </w:tcPr>
-          <w:p>
-            <w:pPr>
-              <w:spacing w:after="0" w:line="252"/>
-            </w:pPr>
-            <w:r>
-              <w:rPr>
-                <w:sz w:val="19"/>
-                <w:szCs w:val="19"/>
-              </w:rPr>
-              <w:t xml:space="preserve">none</w:t>
-            </w:r>
-          </w:p>
-        </w:tc>
-        <w:tc>
-          <w:tcPr>
-            <w:tcW w:type="dxa" w:w="5660"/>
-            <w:tcMar>
-              <w:top w:type="dxa" w:w="90"/>
-              <w:left w:type="dxa" w:w="120"/>
-              <w:bottom w:type="dxa" w:w="90"/>
-              <w:right w:type="dxa" w:w="120"/>
-            </w:tcMar>
-          </w:tcPr>
-          <w:p>
-            <w:pPr>
-              <w:spacing w:after="0" w:line="252"/>
-            </w:pPr>
-            <w:r>
-              <w:rPr>
-                <w:sz w:val="19"/>
-                <w:szCs w:val="19"/>
-              </w:rPr>
-              <w:t xml:space="preserve">Does the scaffold alone give signal? Sets the floor.</w:t>
-            </w:r>
-          </w:p>
-        </w:tc>
-      </w:tr>
-      <w:tr>
-        <w:tc>
-          <w:tcPr>
-            <w:tcW w:type="dxa" w:w="900"/>
-            <w:tcMar>
-              <w:top w:type="dxa" w:w="90"/>
-              <w:left w:type="dxa" w:w="120"/>
-              <w:bottom w:type="dxa" w:w="90"/>
-              <w:right w:type="dxa" w:w="120"/>
-            </w:tcMar>
-          </w:tcPr>
-          <w:p>
-            <w:pPr>
-              <w:spacing w:after="0" w:line="252"/>
-            </w:pPr>
-            <w:r>
-              <w:rPr>
-                <w:rFonts w:ascii="Consolas" w:cs="Consolas" w:eastAsia="Consolas" w:hAnsi="Consolas"/>
-                <w:b/>
-                <w:bCs/>
-                <w:sz w:val="19"/>
-                <w:szCs w:val="19"/>
-              </w:rPr>
-              <w:t xml:space="preserve">P1</w:t>
-            </w:r>
-          </w:p>
-        </w:tc>
-        <w:tc>
-          <w:tcPr>
-            <w:tcW w:type="dxa" w:w="1300"/>
-            <w:tcMar>
-              <w:top w:type="dxa" w:w="90"/>
-              <w:left w:type="dxa" w:w="120"/>
-              <w:bottom w:type="dxa" w:w="90"/>
-              <w:right w:type="dxa" w:w="120"/>
-            </w:tcMar>
-          </w:tcPr>
-          <w:p>
-            <w:pPr>
-              <w:spacing w:after="0" w:line="252"/>
-            </w:pPr>
-            <w:r>
-              <w:rPr>
-                <w:sz w:val="19"/>
-                <w:szCs w:val="19"/>
-              </w:rPr>
-              <w:t xml:space="preserve">CTLA-4</w:t>
-            </w:r>
-          </w:p>
-        </w:tc>
-        <w:tc>
-          <w:tcPr>
-            <w:tcW w:type="dxa" w:w="1500"/>
-            <w:tcMar>
-              <w:top w:type="dxa" w:w="90"/>
-              <w:left w:type="dxa" w:w="120"/>
-              <w:bottom w:type="dxa" w:w="90"/>
-              <w:right w:type="dxa" w:w="120"/>
-            </w:tcMar>
-          </w:tcPr>
-          <w:p>
-            <w:pPr>
-              <w:spacing w:after="0" w:line="252"/>
-            </w:pPr>
-            <w:r>
-              <w:rPr>
-                <w:sz w:val="19"/>
-                <w:szCs w:val="19"/>
-              </w:rPr>
-              <w:t xml:space="preserve">A</w:t>
-            </w:r>
-          </w:p>
-        </w:tc>
-        <w:tc>
-          <w:tcPr>
-            <w:tcW w:type="dxa" w:w="5660"/>
-            <w:tcMar>
-              <w:top w:type="dxa" w:w="90"/>
-              <w:left w:type="dxa" w:w="120"/>
-              <w:bottom w:type="dxa" w:w="90"/>
-              <w:right w:type="dxa" w:w="120"/>
-            </w:tcMar>
-          </w:tcPr>
-          <w:p>
-            <w:pPr>
-              <w:spacing w:after="0" w:line="252"/>
-            </w:pPr>
-            <w:r>
-              <w:rPr>
-                <w:sz w:val="19"/>
-                <w:szCs w:val="19"/>
-              </w:rPr>
-              <w:t xml:space="preserve">Single-antigen control — is A presented at all on this scaffold?</w:t>
-            </w:r>
-          </w:p>
-        </w:tc>
-      </w:tr>
-      <w:tr>
-        <w:tc>
-          <w:tcPr>
-            <w:tcW w:type="dxa" w:w="900"/>
-            <w:tcMar>
-              <w:top w:type="dxa" w:w="90"/>
-              <w:left w:type="dxa" w:w="120"/>
-              <w:bottom w:type="dxa" w:w="90"/>
-              <w:right w:type="dxa" w:w="120"/>
-            </w:tcMar>
-          </w:tcPr>
-          <w:p>
-            <w:pPr>
-              <w:spacing w:after="0" w:line="252"/>
-            </w:pPr>
-            <w:r>
-              <w:rPr>
-                <w:rFonts w:ascii="Consolas" w:cs="Consolas" w:eastAsia="Consolas" w:hAnsi="Consolas"/>
-                <w:b/>
-                <w:bCs/>
-                <w:sz w:val="19"/>
-                <w:szCs w:val="19"/>
-              </w:rPr>
-              <w:t xml:space="preserve">P2</w:t>
-            </w:r>
-          </w:p>
-        </w:tc>
-        <w:tc>
-          <w:tcPr>
-            <w:tcW w:type="dxa" w:w="1300"/>
-            <w:tcMar>
-              <w:top w:type="dxa" w:w="90"/>
-              <w:left w:type="dxa" w:w="120"/>
-              <w:bottom w:type="dxa" w:w="90"/>
-              <w:right w:type="dxa" w:w="120"/>
-            </w:tcMar>
-          </w:tcPr>
-          <w:p>
-            <w:pPr>
-              <w:spacing w:after="0" w:line="252"/>
-            </w:pPr>
-            <w:r>
-              <w:rPr>
-                <w:sz w:val="19"/>
-                <w:szCs w:val="19"/>
-              </w:rPr>
-              <w:t xml:space="preserve">CTLA-4</w:t>
-            </w:r>
-          </w:p>
-        </w:tc>
-        <w:tc>
-          <w:tcPr>
-            <w:tcW w:type="dxa" w:w="1500"/>
-            <w:tcMar>
-              <w:top w:type="dxa" w:w="90"/>
-              <w:left w:type="dxa" w:w="120"/>
-              <w:bottom w:type="dxa" w:w="90"/>
-              <w:right w:type="dxa" w:w="120"/>
-            </w:tcMar>
-          </w:tcPr>
-          <w:p>
-            <w:pPr>
-              <w:spacing w:after="0" w:line="252"/>
-            </w:pPr>
-            <w:r>
-              <w:rPr>
-                <w:sz w:val="19"/>
-                <w:szCs w:val="19"/>
-              </w:rPr>
-              <w:t xml:space="preserve">B</w:t>
-            </w:r>
-          </w:p>
-        </w:tc>
-        <w:tc>
-          <w:tcPr>
-            <w:tcW w:type="dxa" w:w="5660"/>
-            <w:tcMar>
-              <w:top w:type="dxa" w:w="90"/>
-              <w:left w:type="dxa" w:w="120"/>
-              <w:bottom w:type="dxa" w:w="90"/>
-              <w:right w:type="dxa" w:w="120"/>
-            </w:tcMar>
-          </w:tcPr>
-          <w:p>
-            <w:pPr>
-              <w:spacing w:after="0" w:line="252"/>
-            </w:pPr>
-            <w:r>
-              <w:rPr>
-                <w:sz w:val="19"/>
-                <w:szCs w:val="19"/>
-              </w:rPr>
-              <w:t xml:space="preserve">Same for B. Needed before any two-antigen result means anything.</w:t>
-            </w:r>
-          </w:p>
-        </w:tc>
-      </w:tr>
-      <w:tr>
-        <w:tc>
-          <w:tcPr>
-            <w:tcW w:type="dxa" w:w="900"/>
-            <w:tcMar>
-              <w:top w:type="dxa" w:w="90"/>
-              <w:left w:type="dxa" w:w="120"/>
-              <w:bottom w:type="dxa" w:w="90"/>
-              <w:right w:type="dxa" w:w="120"/>
-            </w:tcMar>
-          </w:tcPr>
-          <w:p>
-            <w:pPr>
-              <w:spacing w:after="0" w:line="252"/>
-            </w:pPr>
-            <w:r>
-              <w:rPr>
-                <w:rFonts w:ascii="Consolas" w:cs="Consolas" w:eastAsia="Consolas" w:hAnsi="Consolas"/>
-                <w:b/>
-                <w:bCs/>
-                <w:sz w:val="19"/>
-                <w:szCs w:val="19"/>
-              </w:rPr>
-              <w:t xml:space="preserve">P3</w:t>
-            </w:r>
-          </w:p>
-        </w:tc>
-        <w:tc>
-          <w:tcPr>
-            <w:tcW w:type="dxa" w:w="1300"/>
-            <w:tcMar>
-              <w:top w:type="dxa" w:w="90"/>
-              <w:left w:type="dxa" w:w="120"/>
-              <w:bottom w:type="dxa" w:w="90"/>
-              <w:right w:type="dxa" w:w="120"/>
-            </w:tcMar>
-          </w:tcPr>
-          <w:p>
-            <w:pPr>
-              <w:spacing w:after="0" w:line="252"/>
-            </w:pPr>
-            <w:r>
-              <w:rPr>
-                <w:sz w:val="19"/>
-                <w:szCs w:val="19"/>
-              </w:rPr>
-              <w:t xml:space="preserve">CTLA-4</w:t>
-            </w:r>
-          </w:p>
-        </w:tc>
-        <w:tc>
-          <w:tcPr>
-            <w:tcW w:type="dxa" w:w="1500"/>
-            <w:tcMar>
-              <w:top w:type="dxa" w:w="90"/>
-              <w:left w:type="dxa" w:w="120"/>
-              <w:bottom w:type="dxa" w:w="90"/>
-              <w:right w:type="dxa" w:w="120"/>
-            </w:tcMar>
-          </w:tcPr>
-          <w:p>
-            <w:pPr>
-              <w:spacing w:after="0" w:line="252"/>
-            </w:pPr>
-            <w:r>
-              <w:rPr>
-                <w:sz w:val="19"/>
-                <w:szCs w:val="19"/>
-              </w:rPr>
-              <w:t xml:space="preserve">A + B</w:t>
-            </w:r>
-          </w:p>
-        </w:tc>
-        <w:tc>
-          <w:tcPr>
-            <w:tcW w:type="dxa" w:w="5660"/>
-            <w:tcMar>
-              <w:top w:type="dxa" w:w="90"/>
-              <w:left w:type="dxa" w:w="120"/>
-              <w:bottom w:type="dxa" w:w="90"/>
-              <w:right w:type="dxa" w:w="120"/>
-            </w:tcMar>
-          </w:tcPr>
-          <w:p>
-            <w:pPr>
-              <w:spacing w:after="0" w:line="252"/>
-            </w:pPr>
-            <w:r>
-              <w:rPr>
-                <w:sz w:val="19"/>
-                <w:szCs w:val="19"/>
-              </w:rPr>
-              <w:t xml:space="preserve">The core question: can one transcript drive class I and class II presentation at once?</w:t>
-            </w:r>
-          </w:p>
-        </w:tc>
-      </w:tr>
-      <w:tr>
-        <w:tc>
-          <w:tcPr>
-            <w:tcW w:type="dxa" w:w="900"/>
-            <w:tcMar>
-              <w:top w:type="dxa" w:w="90"/>
-              <w:left w:type="dxa" w:w="120"/>
-              <w:bottom w:type="dxa" w:w="90"/>
-              <w:right w:type="dxa" w:w="120"/>
-            </w:tcMar>
-          </w:tcPr>
-          <w:p>
-            <w:pPr>
-              <w:spacing w:after="0" w:line="252"/>
-            </w:pPr>
-            <w:r>
-              <w:rPr>
-                <w:rFonts w:ascii="Consolas" w:cs="Consolas" w:eastAsia="Consolas" w:hAnsi="Consolas"/>
-                <w:b/>
-                <w:bCs/>
-                <w:sz w:val="19"/>
-                <w:szCs w:val="19"/>
-              </w:rPr>
-              <w:t xml:space="preserve">P4</w:t>
-            </w:r>
-          </w:p>
-        </w:tc>
-        <w:tc>
-          <w:tcPr>
-            <w:tcW w:type="dxa" w:w="1300"/>
-            <w:tcMar>
-              <w:top w:type="dxa" w:w="90"/>
-              <w:left w:type="dxa" w:w="120"/>
-              <w:bottom w:type="dxa" w:w="90"/>
-              <w:right w:type="dxa" w:w="120"/>
-            </w:tcMar>
-          </w:tcPr>
-          <w:p>
-            <w:pPr>
-              <w:spacing w:after="0" w:line="252"/>
-            </w:pPr>
-            <w:r>
-              <w:rPr>
-                <w:sz w:val="19"/>
-                <w:szCs w:val="19"/>
-              </w:rPr>
-              <w:t xml:space="preserve">CTLA-4</w:t>
-            </w:r>
-          </w:p>
-        </w:tc>
-        <w:tc>
-          <w:tcPr>
-            <w:tcW w:type="dxa" w:w="1500"/>
-            <w:tcMar>
-              <w:top w:type="dxa" w:w="90"/>
-              <w:left w:type="dxa" w:w="120"/>
-              <w:bottom w:type="dxa" w:w="90"/>
-              <w:right w:type="dxa" w:w="120"/>
-            </w:tcMar>
-          </w:tcPr>
-          <w:p>
-            <w:pPr>
-              <w:spacing w:after="0" w:line="252"/>
-            </w:pPr>
-            <w:r>
-              <w:rPr>
-                <w:sz w:val="19"/>
-                <w:szCs w:val="19"/>
-              </w:rPr>
-              <w:t xml:space="preserve">B + A</w:t>
-            </w:r>
-          </w:p>
-        </w:tc>
-        <w:tc>
-          <w:tcPr>
-            <w:tcW w:type="dxa" w:w="5660"/>
-            <w:tcMar>
-              <w:top w:type="dxa" w:w="90"/>
-              <w:left w:type="dxa" w:w="120"/>
-              <w:bottom w:type="dxa" w:w="90"/>
-              <w:right w:type="dxa" w:w="120"/>
-            </w:tcMar>
-          </w:tcPr>
-          <w:p>
-            <w:pPr>
-              <w:spacing w:after="0" w:line="252"/>
-            </w:pPr>
-            <w:r>
-              <w:rPr>
-                <w:sz w:val="19"/>
-                <w:szCs w:val="19"/>
-              </w:rPr>
-              <w:t xml:space="preserve">Order control for P3 — does cassette position change the outcome?</w:t>
-            </w:r>
-          </w:p>
-        </w:tc>
-      </w:tr>
-      <w:tr>
-        <w:tc>
-          <w:tcPr>
-            <w:tcW w:type="dxa" w:w="900"/>
-            <w:tcMar>
-              <w:top w:type="dxa" w:w="90"/>
-              <w:left w:type="dxa" w:w="120"/>
-              <w:bottom w:type="dxa" w:w="90"/>
-              <w:right w:type="dxa" w:w="120"/>
-            </w:tcMar>
-          </w:tcPr>
-          <w:p>
-            <w:pPr>
-              <w:spacing w:after="0" w:line="252"/>
-            </w:pPr>
-            <w:r>
-              <w:rPr>
-                <w:rFonts w:ascii="Consolas" w:cs="Consolas" w:eastAsia="Consolas" w:hAnsi="Consolas"/>
-                <w:b/>
-                <w:bCs/>
-                <w:sz w:val="19"/>
-                <w:szCs w:val="19"/>
-              </w:rPr>
-              <w:t xml:space="preserve">P5</w:t>
-            </w:r>
-          </w:p>
-        </w:tc>
-        <w:tc>
-          <w:tcPr>
-            <w:tcW w:type="dxa" w:w="1300"/>
-            <w:tcMar>
-              <w:top w:type="dxa" w:w="90"/>
-              <w:left w:type="dxa" w:w="120"/>
-              <w:bottom w:type="dxa" w:w="90"/>
-              <w:right w:type="dxa" w:w="120"/>
-            </w:tcMar>
-          </w:tcPr>
-          <w:p>
-            <w:pPr>
-              <w:spacing w:after="0" w:line="252"/>
-            </w:pPr>
-            <w:r>
-              <w:rPr>
-                <w:sz w:val="19"/>
-                <w:szCs w:val="19"/>
-              </w:rPr>
-              <w:t xml:space="preserve">cytosolic</w:t>
-            </w:r>
-          </w:p>
-        </w:tc>
-        <w:tc>
-          <w:tcPr>
-            <w:tcW w:type="dxa" w:w="1500"/>
-            <w:tcMar>
-              <w:top w:type="dxa" w:w="90"/>
-              <w:left w:type="dxa" w:w="120"/>
-              <w:bottom w:type="dxa" w:w="90"/>
-              <w:right w:type="dxa" w:w="120"/>
-            </w:tcMar>
-          </w:tcPr>
-          <w:p>
-            <w:pPr>
-              <w:spacing w:after="0" w:line="252"/>
-            </w:pPr>
-            <w:r>
-              <w:rPr>
-                <w:sz w:val="19"/>
-                <w:szCs w:val="19"/>
-              </w:rPr>
-              <w:t xml:space="preserve">A + B + E5</w:t>
-            </w:r>
-          </w:p>
-        </w:tc>
-        <w:tc>
-          <w:tcPr>
-            <w:tcW w:type="dxa" w:w="5660"/>
-            <w:tcMar>
-              <w:top w:type="dxa" w:w="90"/>
-              <w:left w:type="dxa" w:w="120"/>
-              <w:bottom w:type="dxa" w:w="90"/>
-              <w:right w:type="dxa" w:w="120"/>
-            </w:tcMar>
-          </w:tcPr>
-          <w:p>
-            <w:pPr>
-              <w:spacing w:after="0" w:line="252"/>
-            </w:pPr>
-            <w:r>
-              <w:rPr>
-                <w:sz w:val="19"/>
-                <w:szCs w:val="19"/>
-              </w:rPr>
-              <w:t xml:space="preserve">Baseline with no routing, and the only construct where the degron has a free C-terminus — so this is the degron-positive comparator.</w:t>
-            </w:r>
-          </w:p>
-        </w:tc>
-      </w:tr>
-      <w:tr>
-        <w:tc>
-          <w:tcPr>
-            <w:tcW w:type="dxa" w:w="900"/>
-            <w:tcMar>
-              <w:top w:type="dxa" w:w="90"/>
-              <w:left w:type="dxa" w:w="120"/>
-              <w:bottom w:type="dxa" w:w="90"/>
-              <w:right w:type="dxa" w:w="120"/>
-            </w:tcMar>
-          </w:tcPr>
-          <w:p>
-            <w:pPr>
-              <w:spacing w:after="0" w:line="252"/>
-            </w:pPr>
-            <w:r>
-              <w:rPr>
-                <w:rFonts w:ascii="Consolas" w:cs="Consolas" w:eastAsia="Consolas" w:hAnsi="Consolas"/>
-                <w:b/>
-                <w:bCs/>
-                <w:sz w:val="19"/>
-                <w:szCs w:val="19"/>
-              </w:rPr>
-              <w:t xml:space="preserve">P6</w:t>
-            </w:r>
-          </w:p>
-        </w:tc>
-        <w:tc>
-          <w:tcPr>
-            <w:tcW w:type="dxa" w:w="1300"/>
-            <w:tcMar>
-              <w:top w:type="dxa" w:w="90"/>
-              <w:left w:type="dxa" w:w="120"/>
-              <w:bottom w:type="dxa" w:w="90"/>
-              <w:right w:type="dxa" w:w="120"/>
-            </w:tcMar>
-          </w:tcPr>
-          <w:p>
-            <w:pPr>
-              <w:spacing w:after="0" w:line="252"/>
-            </w:pPr>
-            <w:r>
-              <w:rPr>
-                <w:sz w:val="19"/>
-                <w:szCs w:val="19"/>
-              </w:rPr>
-              <w:t xml:space="preserve">LAMP1</w:t>
-            </w:r>
-          </w:p>
-        </w:tc>
-        <w:tc>
-          <w:tcPr>
-            <w:tcW w:type="dxa" w:w="1500"/>
-            <w:tcMar>
-              <w:top w:type="dxa" w:w="90"/>
-              <w:left w:type="dxa" w:w="120"/>
-              <w:bottom w:type="dxa" w:w="90"/>
-              <w:right w:type="dxa" w:w="120"/>
-            </w:tcMar>
-          </w:tcPr>
-          <w:p>
-            <w:pPr>
-              <w:spacing w:after="0" w:line="252"/>
-            </w:pPr>
-            <w:r>
-              <w:rPr>
-                <w:sz w:val="19"/>
-                <w:szCs w:val="19"/>
-              </w:rPr>
-              <w:t xml:space="preserve">A + B</w:t>
-            </w:r>
-          </w:p>
-        </w:tc>
-        <w:tc>
-          <w:tcPr>
-            <w:tcW w:type="dxa" w:w="5660"/>
-            <w:tcMar>
-              <w:top w:type="dxa" w:w="90"/>
-              <w:left w:type="dxa" w:w="120"/>
-              <w:bottom w:type="dxa" w:w="90"/>
-              <w:right w:type="dxa" w:w="120"/>
-            </w:tcMar>
-          </w:tcPr>
-          <w:p>
-            <w:pPr>
-              <w:spacing w:after="0" w:line="252"/>
-            </w:pPr>
-            <w:r>
-              <w:rPr>
-                <w:sz w:val="19"/>
-                <w:szCs w:val="19"/>
-              </w:rPr>
-              <w:t xml:space="preserve">Does the direct AP-3 route beat the detour via the cell surface?</w:t>
-            </w:r>
-          </w:p>
-        </w:tc>
-      </w:tr>
-      <w:tr>
-        <w:tc>
-          <w:tcPr>
-            <w:tcW w:type="dxa" w:w="900"/>
-            <w:tcMar>
-              <w:top w:type="dxa" w:w="90"/>
-              <w:left w:type="dxa" w:w="120"/>
-              <w:bottom w:type="dxa" w:w="90"/>
-              <w:right w:type="dxa" w:w="120"/>
-            </w:tcMar>
-          </w:tcPr>
-          <w:p>
-            <w:pPr>
-              <w:spacing w:after="0" w:line="252"/>
-            </w:pPr>
-            <w:r>
-              <w:rPr>
-                <w:rFonts w:ascii="Consolas" w:cs="Consolas" w:eastAsia="Consolas" w:hAnsi="Consolas"/>
-                <w:b/>
-                <w:bCs/>
-                <w:sz w:val="19"/>
-                <w:szCs w:val="19"/>
-              </w:rPr>
-              <w:t xml:space="preserve">P7</w:t>
-            </w:r>
-          </w:p>
-        </w:tc>
-        <w:tc>
-          <w:tcPr>
-            <w:tcW w:type="dxa" w:w="1300"/>
-            <w:tcMar>
-              <w:top w:type="dxa" w:w="90"/>
-              <w:left w:type="dxa" w:w="120"/>
-              <w:bottom w:type="dxa" w:w="90"/>
-              <w:right w:type="dxa" w:w="120"/>
-            </w:tcMar>
-          </w:tcPr>
-          <w:p>
-            <w:pPr>
-              <w:spacing w:after="0" w:line="252"/>
-            </w:pPr>
-            <w:r>
-              <w:rPr>
-                <w:sz w:val="19"/>
-                <w:szCs w:val="19"/>
-              </w:rPr>
-              <w:t xml:space="preserve">dual</w:t>
-            </w:r>
-          </w:p>
-        </w:tc>
-        <w:tc>
-          <w:tcPr>
-            <w:tcW w:type="dxa" w:w="1500"/>
-            <w:tcMar>
-              <w:top w:type="dxa" w:w="90"/>
-              <w:left w:type="dxa" w:w="120"/>
-              <w:bottom w:type="dxa" w:w="90"/>
-              <w:right w:type="dxa" w:w="120"/>
-            </w:tcMar>
-          </w:tcPr>
-          <w:p>
-            <w:pPr>
-              <w:spacing w:after="0" w:line="252"/>
-            </w:pPr>
-            <w:r>
-              <w:rPr>
-                <w:sz w:val="19"/>
-                <w:szCs w:val="19"/>
-              </w:rPr>
-              <w:t xml:space="preserve">A cyto · B lyso</w:t>
-            </w:r>
-          </w:p>
-        </w:tc>
-        <w:tc>
-          <w:tcPr>
-            <w:tcW w:type="dxa" w:w="5660"/>
-            <w:tcMar>
-              <w:top w:type="dxa" w:w="90"/>
-              <w:left w:type="dxa" w:w="120"/>
-              <w:bottom w:type="dxa" w:w="90"/>
-              <w:right w:type="dxa" w:w="120"/>
-            </w:tcMar>
-          </w:tcPr>
-          <w:p>
-            <w:pPr>
-              <w:spacing w:after="0" w:line="252"/>
-            </w:pPr>
-            <w:r>
-              <w:rPr>
-                <w:sz w:val="19"/>
-                <w:szCs w:val="19"/>
-              </w:rPr>
-              <w:t xml:space="preserve">Can one mRNA send two antigens to two compartments deliberately? Note E5 is internal here, so it is expected to be weak.</w:t>
-            </w:r>
-          </w:p>
-        </w:tc>
-      </w:tr>
-      <w:tr>
-        <w:tc>
-          <w:tcPr>
-            <w:tcW w:type="dxa" w:w="900"/>
-            <w:tcMar>
-              <w:top w:type="dxa" w:w="90"/>
-              <w:left w:type="dxa" w:w="120"/>
-              <w:bottom w:type="dxa" w:w="90"/>
-              <w:right w:type="dxa" w:w="120"/>
-            </w:tcMar>
-          </w:tcPr>
-          <w:p>
-            <w:pPr>
-              <w:spacing w:after="0" w:line="252"/>
-            </w:pPr>
-            <w:r>
-              <w:rPr>
-                <w:rFonts w:ascii="Consolas" w:cs="Consolas" w:eastAsia="Consolas" w:hAnsi="Consolas"/>
-                <w:b/>
-                <w:bCs/>
-                <w:sz w:val="19"/>
-                <w:szCs w:val="19"/>
-              </w:rPr>
-              <w:t xml:space="preserve">P8</w:t>
-            </w:r>
-          </w:p>
-        </w:tc>
-        <w:tc>
-          <w:tcPr>
-            <w:tcW w:type="dxa" w:w="1300"/>
-            <w:tcMar>
-              <w:top w:type="dxa" w:w="90"/>
-              <w:left w:type="dxa" w:w="120"/>
-              <w:bottom w:type="dxa" w:w="90"/>
-              <w:right w:type="dxa" w:w="120"/>
-            </w:tcMar>
-          </w:tcPr>
-          <w:p>
-            <w:pPr>
-              <w:spacing w:after="0" w:line="252"/>
-            </w:pPr>
-            <w:r>
-              <w:rPr>
-                <w:sz w:val="19"/>
-                <w:szCs w:val="19"/>
-              </w:rPr>
-              <w:t xml:space="preserve">dual</w:t>
-            </w:r>
-          </w:p>
-        </w:tc>
-        <w:tc>
-          <w:tcPr>
-            <w:tcW w:type="dxa" w:w="1500"/>
-            <w:tcMar>
-              <w:top w:type="dxa" w:w="90"/>
-              <w:left w:type="dxa" w:w="120"/>
-              <w:bottom w:type="dxa" w:w="90"/>
-              <w:right w:type="dxa" w:w="120"/>
-            </w:tcMar>
-          </w:tcPr>
-          <w:p>
-            <w:pPr>
-              <w:spacing w:after="0" w:line="252"/>
-            </w:pPr>
-            <w:r>
-              <w:rPr>
-                <w:sz w:val="19"/>
-                <w:szCs w:val="19"/>
-              </w:rPr>
-              <w:t xml:space="preserve">B cyto · A lyso</w:t>
-            </w:r>
-          </w:p>
-        </w:tc>
-        <w:tc>
-          <w:tcPr>
-            <w:tcW w:type="dxa" w:w="5660"/>
-            <w:tcMar>
-              <w:top w:type="dxa" w:w="90"/>
-              <w:left w:type="dxa" w:w="120"/>
-              <w:bottom w:type="dxa" w:w="90"/>
-              <w:right w:type="dxa" w:w="120"/>
-            </w:tcMar>
-          </w:tcPr>
-          <w:p>
-            <w:pPr>
-              <w:spacing w:after="0" w:line="252"/>
-            </w:pPr>
-            <w:r>
-              <w:rPr>
-                <w:sz w:val="19"/>
-                <w:szCs w:val="19"/>
-              </w:rPr>
-              <w:t xml:space="preserve">Swap control for P7 — is the effect about the route, or about the antigen?</w:t>
-            </w:r>
-          </w:p>
-        </w:tc>
-      </w:tr>
-    </w:tbl>
-    <w:p>
-      <w:pPr>
-        <w:spacing w:after="40" w:before="260"/>
-      </w:pPr>
-      <w:r>
-        <w:rPr>
           <w:rFonts w:ascii="Consolas" w:cs="Consolas" w:eastAsia="Consolas" w:hAnsi="Consolas"/>
-          <w:color w:val="4A6373"/>
-          <w:spacing w:val="24"/>
-          <w:sz w:val="16"/>
-          <w:szCs w:val="16"/>
-        </w:rPr>
-        <w:t xml:space="preserve">05 — THE VECTOR</w:t>
-      </w:r>
-    </w:p>
-    <w:p>
-      <w:pPr>
-        <w:pStyle w:val="Heading1"/>
-        <w:spacing w:after="140" w:before="360"/>
-      </w:pPr>
-      <w:r>
-        <w:rPr>
-          <w:rFonts w:ascii="Cambria" w:cs="Cambria" w:eastAsia="Cambria" w:hAnsi="Cambria"/>
+          <w:color w:val="15222C"/>
+          <w:sz w:val="19"/>
+          <w:szCs w:val="19"/>
+        </w:rPr>
+        <w:t xml:space="preserve">GYQTI</w:t>
+      </w:r>
+      <w:r>
+        <w:rPr>
+          <w:rFonts w:ascii="Calibri" w:cs="Calibri" w:eastAsia="Calibri" w:hAnsi="Calibri"/>
+          <w:color w:val="15222C"/>
+          <w:sz w:val="21"/>
+          <w:szCs w:val="21"/>
+        </w:rPr>
+        <w:t xml:space="preserve"> only works as the </w:t>
+      </w:r>
+      <w:r>
+        <w:rPr>
+          <w:rFonts w:ascii="Calibri" w:cs="Calibri" w:eastAsia="Calibri" w:hAnsi="Calibri"/>
+          <w:i/>
+          <w:iCs/>
+          <w:color w:val="15222C"/>
+          <w:sz w:val="21"/>
+          <w:szCs w:val="21"/>
+        </w:rPr>
+        <w:t xml:space="preserve">last five residues of the protein</w:t>
+      </w:r>
+      <w:r>
+        <w:rPr>
+          <w:rFonts w:ascii="Calibri" w:cs="Calibri" w:eastAsia="Calibri" w:hAnsi="Calibri"/>
+          <w:color w:val="15222C"/>
+          <w:sz w:val="21"/>
+          <w:szCs w:val="21"/>
+        </w:rPr>
+        <w:t xml:space="preserve">. Append anything and the AP-3 adaptor stops binding, and the construct silently reroutes to the plasma membrane — which reads as a negative result, not as a mistake. </w:t>
+      </w:r>
+      <w:r>
+        <w:rPr>
+          <w:rFonts w:ascii="Consolas" w:cs="Consolas" w:eastAsia="Consolas" w:hAnsi="Consolas"/>
+          <w:color w:val="15222C"/>
+          <w:sz w:val="19"/>
+          <w:szCs w:val="19"/>
+        </w:rPr>
+        <w:t xml:space="preserve">YVKM</w:t>
+      </w:r>
+      <w:r>
+        <w:rPr>
+          <w:rFonts w:ascii="Calibri" w:cs="Calibri" w:eastAsia="Calibri" w:hAnsi="Calibri"/>
+          <w:color w:val="15222C"/>
+          <w:sz w:val="21"/>
+          <w:szCs w:val="21"/>
+        </w:rPr>
+        <w:t xml:space="preserve"> has no such constraint: it sits internally with 19 native residues after it.</w:t>
+      </w:r>
+    </w:p>
+    <w:p>
+      <w:pPr>
+        <w:spacing w:after="160" w:line="276"/>
+      </w:pPr>
+      <w:r>
+        <w:rPr>
+          <w:rFonts w:ascii="Calibri" w:cs="Calibri" w:eastAsia="Calibri" w:hAnsi="Calibri"/>
+          <w:color w:val="15222C"/>
+          <w:sz w:val="21"/>
+          <w:szCs w:val="21"/>
+        </w:rPr>
+        <w:t xml:space="preserve">That asymmetry is the entire reason P7 and P8 are built the way they are. Each carries two separate proteins from one mRNA, split by a </w:t>
+      </w:r>
+      <w:r>
+        <w:rPr>
+          <w:rFonts w:ascii="Calibri" w:cs="Calibri" w:eastAsia="Calibri" w:hAnsi="Calibri"/>
           <w:b/>
           <w:bCs/>
           <w:color w:val="15222C"/>
-          <w:sz w:val="30"/>
-          <w:szCs w:val="30"/>
-        </w:rPr>
-        <w:t xml:space="preserve">Every element in the plasmid, and what it buys us</w:t>
-      </w:r>
-    </w:p>
-    <w:p>
-      <w:pPr>
-        <w:spacing w:after="160" w:line="276"/>
-      </w:pPr>
-      <w:r>
-        <w:rPr>
-          <w:rFonts w:ascii="Calibri" w:cs="Calibri" w:eastAsia="Calibri" w:hAnsi="Calibri"/>
-          <w:color w:val="15222C"/>
-          <w:sz w:val="21"/>
-          <w:szCs w:val="21"/>
-        </w:rPr>
-        <w:t xml:space="preserve">The backbone is unchanged from the eGFP version that already works; we swap only the coding sequence, at positions 699–1418. Each surrounding element is doing a specific job.</w:t>
+          <w:sz w:val="21"/>
+          <w:szCs w:val="21"/>
+        </w:rPr>
+        <w:t xml:space="preserve">P2A</w:t>
+      </w:r>
+      <w:r>
+        <w:rPr>
+          <w:rFonts w:ascii="Calibri" w:cs="Calibri" w:eastAsia="Calibri" w:hAnsi="Calibri"/>
+          <w:color w:val="15222C"/>
+          <w:sz w:val="21"/>
+          <w:szCs w:val="21"/>
+        </w:rPr>
+        <w:t xml:space="preserve"> ribosomal skipping element — and the LAMP1 arm has to be the </w:t>
+      </w:r>
+      <w:r>
+        <w:rPr>
+          <w:rFonts w:ascii="Calibri" w:cs="Calibri" w:eastAsia="Calibri" w:hAnsi="Calibri"/>
+          <w:i/>
+          <w:iCs/>
+          <w:color w:val="15222C"/>
+          <w:sz w:val="21"/>
+          <w:szCs w:val="21"/>
+        </w:rPr>
+        <w:t xml:space="preserve">downstream</w:t>
+      </w:r>
+      <w:r>
+        <w:rPr>
+          <w:rFonts w:ascii="Calibri" w:cs="Calibri" w:eastAsia="Calibri" w:hAnsi="Calibri"/>
+          <w:color w:val="15222C"/>
+          <w:sz w:val="21"/>
+          <w:szCs w:val="21"/>
+        </w:rPr>
+        <w:t xml:space="preserve"> one, because only the downstream arm can end the polypeptide.</w:t>
       </w:r>
     </w:p>
     <w:p>
@@ -1974,7 +865,7 @@
       <w:r>
         <w:drawing>
           <wp:inline distT="0" distB="0" distL="0" distR="0">
-            <wp:extent cx="5943600" cy="1800225"/>
+            <wp:extent cx="5943600" cy="1724025"/>
             <wp:effectExtent t="0" r="0" b="0" l="0"/>
             <wp:docPr id="1" name="" descr="" title=""/>
             <wp:cNvGraphicFramePr>
@@ -1999,7 +890,7 @@
                   <pic:spPr bwMode="auto">
                     <a:xfrm>
                       <a:off x="0" y="0"/>
-                      <a:ext cx="5943600" cy="1800225"/>
+                      <a:ext cx="5943600" cy="1724025"/>
                     </a:xfrm>
                     <a:prstGeom prst="rect">
                       <a:avLst/>
@@ -2034,7 +925,1272 @@
           <w:sz w:val="19"/>
           <w:szCs w:val="19"/>
         </w:rPr>
-        <w:t xml:space="preserve">Two BsaI sites bracket the whole transcription unit, so one digest releases a clean linear IVT template. </w:t>
+        <w:t xml:space="preserve">Three motifs whose function is positional. The failure mode is quiet: a construct with </w:t>
+      </w:r>
+      <w:r>
+        <w:rPr>
+          <w:rFonts w:ascii="Consolas" w:cs="Consolas" w:eastAsia="Consolas" w:hAnsi="Consolas"/>
+          <w:color w:val="4A6373"/>
+          <w:sz w:val="19"/>
+          <w:szCs w:val="19"/>
+        </w:rPr>
+        <w:t xml:space="preserve">GYQTI</w:t>
+      </w:r>
+      <w:r>
+        <w:rPr>
+          <w:rFonts w:ascii="Calibri" w:cs="Calibri" w:eastAsia="Calibri" w:hAnsi="Calibri"/>
+          <w:color w:val="4A6373"/>
+          <w:sz w:val="19"/>
+          <w:szCs w:val="19"/>
+        </w:rPr>
+        <w:t xml:space="preserve"> buried still expresses, still shows an HA signal, and simply routes to the wrong place. The build checks this automatically — every LAMP1-bearing construct is asserted to end in </w:t>
+      </w:r>
+      <w:r>
+        <w:rPr>
+          <w:rFonts w:ascii="Consolas" w:cs="Consolas" w:eastAsia="Consolas" w:hAnsi="Consolas"/>
+          <w:color w:val="4A6373"/>
+          <w:sz w:val="19"/>
+          <w:szCs w:val="19"/>
+        </w:rPr>
+        <w:t xml:space="preserve">GYQTI</w:t>
+      </w:r>
+      <w:r>
+        <w:rPr>
+          <w:rFonts w:ascii="Calibri" w:cs="Calibri" w:eastAsia="Calibri" w:hAnsi="Calibri"/>
+          <w:color w:val="4A6373"/>
+          <w:sz w:val="19"/>
+          <w:szCs w:val="19"/>
+        </w:rPr>
+        <w:t xml:space="preserve">, and every non-P2A construct carrying E5 is asserted to end in </w:t>
+      </w:r>
+      <w:r>
+        <w:rPr>
+          <w:rFonts w:ascii="Consolas" w:cs="Consolas" w:eastAsia="Consolas" w:hAnsi="Consolas"/>
+          <w:color w:val="4A6373"/>
+          <w:sz w:val="19"/>
+          <w:szCs w:val="19"/>
+        </w:rPr>
+        <w:t xml:space="preserve">EEEEE</w:t>
+      </w:r>
+      <w:r>
+        <w:rPr>
+          <w:rFonts w:ascii="Calibri" w:cs="Calibri" w:eastAsia="Calibri" w:hAnsi="Calibri"/>
+          <w:color w:val="4A6373"/>
+          <w:sz w:val="19"/>
+          <w:szCs w:val="19"/>
+        </w:rPr>
+        <w:t xml:space="preserve">.</w:t>
+      </w:r>
+    </w:p>
+    <w:p>
+      <w:r>
+        <w:br w:type="page"/>
+      </w:r>
+    </w:p>
+    <w:p>
+      <w:pPr>
+        <w:spacing w:after="40" w:before="260"/>
+      </w:pPr>
+      <w:r>
+        <w:rPr>
+          <w:rFonts w:ascii="Consolas" w:cs="Consolas" w:eastAsia="Consolas" w:hAnsi="Consolas"/>
+          <w:color w:val="4A6373"/>
+          <w:spacing w:val="24"/>
+          <w:sz w:val="16"/>
+          <w:szCs w:val="16"/>
+        </w:rPr>
+        <w:t xml:space="preserve">04 — THE PANEL</w:t>
+      </w:r>
+    </w:p>
+    <w:p>
+      <w:pPr>
+        <w:pStyle w:val="Heading1"/>
+        <w:spacing w:after="140" w:before="360"/>
+      </w:pPr>
+      <w:r>
+        <w:rPr>
+          <w:rFonts w:ascii="Cambria" w:cs="Cambria" w:eastAsia="Cambria" w:hAnsi="Cambria"/>
+          <w:b/>
+          <w:bCs/>
+          <w:color w:val="15222C"/>
+          <w:sz w:val="30"/>
+          <w:szCs w:val="30"/>
+        </w:rPr>
+        <w:t xml:space="preserve">What each construct is for</w:t>
+      </w:r>
+    </w:p>
+    <w:p>
+      <w:pPr>
+        <w:spacing w:after="160" w:line="276"/>
+      </w:pPr>
+      <w:r>
+        <w:rPr>
+          <w:rFonts w:ascii="Calibri" w:cs="Calibri" w:eastAsia="Calibri" w:hAnsi="Calibri"/>
+          <w:color w:val="15222C"/>
+          <w:sz w:val="21"/>
+          <w:szCs w:val="21"/>
+        </w:rPr>
+        <w:t xml:space="preserve">Nine constructs, one variable moved at a time. P0 and P1/P2 are the controls that make the rest interpretable — without them, a weak signal from P3 could be the scaffold, the antigen, or the route, and we would not know which.</w:t>
+      </w:r>
+    </w:p>
+    <w:tbl>
+      <w:tblPr>
+        <w:tblW w:type="dxa" w:w="9360"/>
+        <w:tblBorders>
+          <w:top w:val="single" w:color="D2DBE1" w:sz="4"/>
+          <w:left w:val="single" w:color="D2DBE1" w:sz="4"/>
+          <w:bottom w:val="single" w:color="D2DBE1" w:sz="4"/>
+          <w:right w:val="single" w:color="D2DBE1" w:sz="4"/>
+          <w:insideH w:val="single" w:color="D2DBE1" w:sz="4"/>
+          <w:insideV w:val="single" w:color="D2DBE1" w:sz="4"/>
+        </w:tblBorders>
+      </w:tblPr>
+      <w:tblGrid>
+        <w:gridCol w:w="900"/>
+        <w:gridCol w:w="1300"/>
+        <w:gridCol w:w="1500"/>
+        <w:gridCol w:w="5660"/>
+      </w:tblGrid>
+      <w:tr>
+        <w:trPr>
+          <w:tblHeader/>
+        </w:trPr>
+        <w:tc>
+          <w:tcPr>
+            <w:tcW w:type="dxa" w:w="900"/>
+            <w:shd w:fill="EFF3F5" w:color="auto" w:val="clear"/>
+            <w:tcMar>
+              <w:top w:type="dxa" w:w="90"/>
+              <w:left w:type="dxa" w:w="120"/>
+              <w:bottom w:type="dxa" w:w="90"/>
+              <w:right w:type="dxa" w:w="120"/>
+            </w:tcMar>
+          </w:tcPr>
+          <w:p>
+            <w:pPr>
+              <w:spacing w:after="0" w:line="252"/>
+            </w:pPr>
+            <w:r>
+              <w:rPr>
+                <w:b/>
+                <w:bCs/>
+                <w:color w:val="4A6373"/>
+                <w:sz w:val="17"/>
+                <w:szCs w:val="17"/>
+              </w:rPr>
+              <w:t xml:space="preserve">Construct</w:t>
+            </w:r>
+          </w:p>
+        </w:tc>
+        <w:tc>
+          <w:tcPr>
+            <w:tcW w:type="dxa" w:w="1300"/>
+            <w:shd w:fill="EFF3F5" w:color="auto" w:val="clear"/>
+            <w:tcMar>
+              <w:top w:type="dxa" w:w="90"/>
+              <w:left w:type="dxa" w:w="120"/>
+              <w:bottom w:type="dxa" w:w="90"/>
+              <w:right w:type="dxa" w:w="120"/>
+            </w:tcMar>
+          </w:tcPr>
+          <w:p>
+            <w:pPr>
+              <w:spacing w:after="0" w:line="252"/>
+            </w:pPr>
+            <w:r>
+              <w:rPr>
+                <w:b/>
+                <w:bCs/>
+                <w:color w:val="4A6373"/>
+                <w:sz w:val="17"/>
+                <w:szCs w:val="17"/>
+              </w:rPr>
+              <w:t xml:space="preserve">Route</w:t>
+            </w:r>
+          </w:p>
+        </w:tc>
+        <w:tc>
+          <w:tcPr>
+            <w:tcW w:type="dxa" w:w="1500"/>
+            <w:shd w:fill="EFF3F5" w:color="auto" w:val="clear"/>
+            <w:tcMar>
+              <w:top w:type="dxa" w:w="90"/>
+              <w:left w:type="dxa" w:w="120"/>
+              <w:bottom w:type="dxa" w:w="90"/>
+              <w:right w:type="dxa" w:w="120"/>
+            </w:tcMar>
+          </w:tcPr>
+          <w:p>
+            <w:pPr>
+              <w:spacing w:after="0" w:line="252"/>
+            </w:pPr>
+            <w:r>
+              <w:rPr>
+                <w:b/>
+                <w:bCs/>
+                <w:color w:val="4A6373"/>
+                <w:sz w:val="17"/>
+                <w:szCs w:val="17"/>
+              </w:rPr>
+              <w:t xml:space="preserve">Payload</w:t>
+            </w:r>
+          </w:p>
+        </w:tc>
+        <w:tc>
+          <w:tcPr>
+            <w:tcW w:type="dxa" w:w="5660"/>
+            <w:shd w:fill="EFF3F5" w:color="auto" w:val="clear"/>
+            <w:tcMar>
+              <w:top w:type="dxa" w:w="90"/>
+              <w:left w:type="dxa" w:w="120"/>
+              <w:bottom w:type="dxa" w:w="90"/>
+              <w:right w:type="dxa" w:w="120"/>
+            </w:tcMar>
+          </w:tcPr>
+          <w:p>
+            <w:pPr>
+              <w:spacing w:after="0" w:line="252"/>
+            </w:pPr>
+            <w:r>
+              <w:rPr>
+                <w:b/>
+                <w:bCs/>
+                <w:color w:val="4A6373"/>
+                <w:sz w:val="17"/>
+                <w:szCs w:val="17"/>
+              </w:rPr>
+              <w:t xml:space="preserve">The question it answers</w:t>
+            </w:r>
+          </w:p>
+        </w:tc>
+      </w:tr>
+      <w:tr>
+        <w:tc>
+          <w:tcPr>
+            <w:tcW w:type="dxa" w:w="900"/>
+            <w:tcMar>
+              <w:top w:type="dxa" w:w="90"/>
+              <w:left w:type="dxa" w:w="120"/>
+              <w:bottom w:type="dxa" w:w="90"/>
+              <w:right w:type="dxa" w:w="120"/>
+            </w:tcMar>
+          </w:tcPr>
+          <w:p>
+            <w:pPr>
+              <w:spacing w:after="0" w:line="252"/>
+            </w:pPr>
+            <w:r>
+              <w:rPr>
+                <w:rFonts w:ascii="Consolas" w:cs="Consolas" w:eastAsia="Consolas" w:hAnsi="Consolas"/>
+                <w:b/>
+                <w:bCs/>
+                <w:sz w:val="19"/>
+                <w:szCs w:val="19"/>
+              </w:rPr>
+              <w:t xml:space="preserve">P0</w:t>
+            </w:r>
+          </w:p>
+        </w:tc>
+        <w:tc>
+          <w:tcPr>
+            <w:tcW w:type="dxa" w:w="1300"/>
+            <w:tcMar>
+              <w:top w:type="dxa" w:w="90"/>
+              <w:left w:type="dxa" w:w="120"/>
+              <w:bottom w:type="dxa" w:w="90"/>
+              <w:right w:type="dxa" w:w="120"/>
+            </w:tcMar>
+          </w:tcPr>
+          <w:p>
+            <w:pPr>
+              <w:spacing w:after="0" w:line="252"/>
+            </w:pPr>
+            <w:r>
+              <w:rPr>
+                <w:sz w:val="19"/>
+                <w:szCs w:val="19"/>
+              </w:rPr>
+              <w:t xml:space="preserve">CTLA-4</w:t>
+            </w:r>
+          </w:p>
+        </w:tc>
+        <w:tc>
+          <w:tcPr>
+            <w:tcW w:type="dxa" w:w="1500"/>
+            <w:tcMar>
+              <w:top w:type="dxa" w:w="90"/>
+              <w:left w:type="dxa" w:w="120"/>
+              <w:bottom w:type="dxa" w:w="90"/>
+              <w:right w:type="dxa" w:w="120"/>
+            </w:tcMar>
+          </w:tcPr>
+          <w:p>
+            <w:pPr>
+              <w:spacing w:after="0" w:line="252"/>
+            </w:pPr>
+            <w:r>
+              <w:rPr>
+                <w:sz w:val="19"/>
+                <w:szCs w:val="19"/>
+              </w:rPr>
+              <w:t xml:space="preserve">none</w:t>
+            </w:r>
+          </w:p>
+        </w:tc>
+        <w:tc>
+          <w:tcPr>
+            <w:tcW w:type="dxa" w:w="5660"/>
+            <w:tcMar>
+              <w:top w:type="dxa" w:w="90"/>
+              <w:left w:type="dxa" w:w="120"/>
+              <w:bottom w:type="dxa" w:w="90"/>
+              <w:right w:type="dxa" w:w="120"/>
+            </w:tcMar>
+          </w:tcPr>
+          <w:p>
+            <w:pPr>
+              <w:spacing w:after="0" w:line="252"/>
+            </w:pPr>
+            <w:r>
+              <w:rPr>
+                <w:sz w:val="19"/>
+                <w:szCs w:val="19"/>
+              </w:rPr>
+              <w:t xml:space="preserve">Does the scaffold alone give signal? Sets the floor.</w:t>
+            </w:r>
+          </w:p>
+        </w:tc>
+      </w:tr>
+      <w:tr>
+        <w:tc>
+          <w:tcPr>
+            <w:tcW w:type="dxa" w:w="900"/>
+            <w:tcMar>
+              <w:top w:type="dxa" w:w="90"/>
+              <w:left w:type="dxa" w:w="120"/>
+              <w:bottom w:type="dxa" w:w="90"/>
+              <w:right w:type="dxa" w:w="120"/>
+            </w:tcMar>
+          </w:tcPr>
+          <w:p>
+            <w:pPr>
+              <w:spacing w:after="0" w:line="252"/>
+            </w:pPr>
+            <w:r>
+              <w:rPr>
+                <w:rFonts w:ascii="Consolas" w:cs="Consolas" w:eastAsia="Consolas" w:hAnsi="Consolas"/>
+                <w:b/>
+                <w:bCs/>
+                <w:sz w:val="19"/>
+                <w:szCs w:val="19"/>
+              </w:rPr>
+              <w:t xml:space="preserve">P1</w:t>
+            </w:r>
+          </w:p>
+        </w:tc>
+        <w:tc>
+          <w:tcPr>
+            <w:tcW w:type="dxa" w:w="1300"/>
+            <w:tcMar>
+              <w:top w:type="dxa" w:w="90"/>
+              <w:left w:type="dxa" w:w="120"/>
+              <w:bottom w:type="dxa" w:w="90"/>
+              <w:right w:type="dxa" w:w="120"/>
+            </w:tcMar>
+          </w:tcPr>
+          <w:p>
+            <w:pPr>
+              <w:spacing w:after="0" w:line="252"/>
+            </w:pPr>
+            <w:r>
+              <w:rPr>
+                <w:sz w:val="19"/>
+                <w:szCs w:val="19"/>
+              </w:rPr>
+              <w:t xml:space="preserve">CTLA-4</w:t>
+            </w:r>
+          </w:p>
+        </w:tc>
+        <w:tc>
+          <w:tcPr>
+            <w:tcW w:type="dxa" w:w="1500"/>
+            <w:tcMar>
+              <w:top w:type="dxa" w:w="90"/>
+              <w:left w:type="dxa" w:w="120"/>
+              <w:bottom w:type="dxa" w:w="90"/>
+              <w:right w:type="dxa" w:w="120"/>
+            </w:tcMar>
+          </w:tcPr>
+          <w:p>
+            <w:pPr>
+              <w:spacing w:after="0" w:line="252"/>
+            </w:pPr>
+            <w:r>
+              <w:rPr>
+                <w:sz w:val="19"/>
+                <w:szCs w:val="19"/>
+              </w:rPr>
+              <w:t xml:space="preserve">A</w:t>
+            </w:r>
+          </w:p>
+        </w:tc>
+        <w:tc>
+          <w:tcPr>
+            <w:tcW w:type="dxa" w:w="5660"/>
+            <w:tcMar>
+              <w:top w:type="dxa" w:w="90"/>
+              <w:left w:type="dxa" w:w="120"/>
+              <w:bottom w:type="dxa" w:w="90"/>
+              <w:right w:type="dxa" w:w="120"/>
+            </w:tcMar>
+          </w:tcPr>
+          <w:p>
+            <w:pPr>
+              <w:spacing w:after="0" w:line="252"/>
+            </w:pPr>
+            <w:r>
+              <w:rPr>
+                <w:sz w:val="19"/>
+                <w:szCs w:val="19"/>
+              </w:rPr>
+              <w:t xml:space="preserve">Single-antigen control — is A presented at all on this scaffold?</w:t>
+            </w:r>
+          </w:p>
+        </w:tc>
+      </w:tr>
+      <w:tr>
+        <w:tc>
+          <w:tcPr>
+            <w:tcW w:type="dxa" w:w="900"/>
+            <w:tcMar>
+              <w:top w:type="dxa" w:w="90"/>
+              <w:left w:type="dxa" w:w="120"/>
+              <w:bottom w:type="dxa" w:w="90"/>
+              <w:right w:type="dxa" w:w="120"/>
+            </w:tcMar>
+          </w:tcPr>
+          <w:p>
+            <w:pPr>
+              <w:spacing w:after="0" w:line="252"/>
+            </w:pPr>
+            <w:r>
+              <w:rPr>
+                <w:rFonts w:ascii="Consolas" w:cs="Consolas" w:eastAsia="Consolas" w:hAnsi="Consolas"/>
+                <w:b/>
+                <w:bCs/>
+                <w:sz w:val="19"/>
+                <w:szCs w:val="19"/>
+              </w:rPr>
+              <w:t xml:space="preserve">P2</w:t>
+            </w:r>
+          </w:p>
+        </w:tc>
+        <w:tc>
+          <w:tcPr>
+            <w:tcW w:type="dxa" w:w="1300"/>
+            <w:tcMar>
+              <w:top w:type="dxa" w:w="90"/>
+              <w:left w:type="dxa" w:w="120"/>
+              <w:bottom w:type="dxa" w:w="90"/>
+              <w:right w:type="dxa" w:w="120"/>
+            </w:tcMar>
+          </w:tcPr>
+          <w:p>
+            <w:pPr>
+              <w:spacing w:after="0" w:line="252"/>
+            </w:pPr>
+            <w:r>
+              <w:rPr>
+                <w:sz w:val="19"/>
+                <w:szCs w:val="19"/>
+              </w:rPr>
+              <w:t xml:space="preserve">CTLA-4</w:t>
+            </w:r>
+          </w:p>
+        </w:tc>
+        <w:tc>
+          <w:tcPr>
+            <w:tcW w:type="dxa" w:w="1500"/>
+            <w:tcMar>
+              <w:top w:type="dxa" w:w="90"/>
+              <w:left w:type="dxa" w:w="120"/>
+              <w:bottom w:type="dxa" w:w="90"/>
+              <w:right w:type="dxa" w:w="120"/>
+            </w:tcMar>
+          </w:tcPr>
+          <w:p>
+            <w:pPr>
+              <w:spacing w:after="0" w:line="252"/>
+            </w:pPr>
+            <w:r>
+              <w:rPr>
+                <w:sz w:val="19"/>
+                <w:szCs w:val="19"/>
+              </w:rPr>
+              <w:t xml:space="preserve">B</w:t>
+            </w:r>
+          </w:p>
+        </w:tc>
+        <w:tc>
+          <w:tcPr>
+            <w:tcW w:type="dxa" w:w="5660"/>
+            <w:tcMar>
+              <w:top w:type="dxa" w:w="90"/>
+              <w:left w:type="dxa" w:w="120"/>
+              <w:bottom w:type="dxa" w:w="90"/>
+              <w:right w:type="dxa" w:w="120"/>
+            </w:tcMar>
+          </w:tcPr>
+          <w:p>
+            <w:pPr>
+              <w:spacing w:after="0" w:line="252"/>
+            </w:pPr>
+            <w:r>
+              <w:rPr>
+                <w:sz w:val="19"/>
+                <w:szCs w:val="19"/>
+              </w:rPr>
+              <w:t xml:space="preserve">Same for B. Needed before any two-antigen result means anything.</w:t>
+            </w:r>
+          </w:p>
+        </w:tc>
+      </w:tr>
+      <w:tr>
+        <w:tc>
+          <w:tcPr>
+            <w:tcW w:type="dxa" w:w="900"/>
+            <w:tcMar>
+              <w:top w:type="dxa" w:w="90"/>
+              <w:left w:type="dxa" w:w="120"/>
+              <w:bottom w:type="dxa" w:w="90"/>
+              <w:right w:type="dxa" w:w="120"/>
+            </w:tcMar>
+          </w:tcPr>
+          <w:p>
+            <w:pPr>
+              <w:spacing w:after="0" w:line="252"/>
+            </w:pPr>
+            <w:r>
+              <w:rPr>
+                <w:rFonts w:ascii="Consolas" w:cs="Consolas" w:eastAsia="Consolas" w:hAnsi="Consolas"/>
+                <w:b/>
+                <w:bCs/>
+                <w:sz w:val="19"/>
+                <w:szCs w:val="19"/>
+              </w:rPr>
+              <w:t xml:space="preserve">P3</w:t>
+            </w:r>
+          </w:p>
+        </w:tc>
+        <w:tc>
+          <w:tcPr>
+            <w:tcW w:type="dxa" w:w="1300"/>
+            <w:tcMar>
+              <w:top w:type="dxa" w:w="90"/>
+              <w:left w:type="dxa" w:w="120"/>
+              <w:bottom w:type="dxa" w:w="90"/>
+              <w:right w:type="dxa" w:w="120"/>
+            </w:tcMar>
+          </w:tcPr>
+          <w:p>
+            <w:pPr>
+              <w:spacing w:after="0" w:line="252"/>
+            </w:pPr>
+            <w:r>
+              <w:rPr>
+                <w:sz w:val="19"/>
+                <w:szCs w:val="19"/>
+              </w:rPr>
+              <w:t xml:space="preserve">CTLA-4</w:t>
+            </w:r>
+          </w:p>
+        </w:tc>
+        <w:tc>
+          <w:tcPr>
+            <w:tcW w:type="dxa" w:w="1500"/>
+            <w:tcMar>
+              <w:top w:type="dxa" w:w="90"/>
+              <w:left w:type="dxa" w:w="120"/>
+              <w:bottom w:type="dxa" w:w="90"/>
+              <w:right w:type="dxa" w:w="120"/>
+            </w:tcMar>
+          </w:tcPr>
+          <w:p>
+            <w:pPr>
+              <w:spacing w:after="0" w:line="252"/>
+            </w:pPr>
+            <w:r>
+              <w:rPr>
+                <w:sz w:val="19"/>
+                <w:szCs w:val="19"/>
+              </w:rPr>
+              <w:t xml:space="preserve">A + B</w:t>
+            </w:r>
+          </w:p>
+        </w:tc>
+        <w:tc>
+          <w:tcPr>
+            <w:tcW w:type="dxa" w:w="5660"/>
+            <w:tcMar>
+              <w:top w:type="dxa" w:w="90"/>
+              <w:left w:type="dxa" w:w="120"/>
+              <w:bottom w:type="dxa" w:w="90"/>
+              <w:right w:type="dxa" w:w="120"/>
+            </w:tcMar>
+          </w:tcPr>
+          <w:p>
+            <w:pPr>
+              <w:spacing w:after="0" w:line="252"/>
+            </w:pPr>
+            <w:r>
+              <w:rPr>
+                <w:sz w:val="19"/>
+                <w:szCs w:val="19"/>
+              </w:rPr>
+              <w:t xml:space="preserve">The core question: can one transcript drive class I and class II presentation at once?</w:t>
+            </w:r>
+          </w:p>
+        </w:tc>
+      </w:tr>
+      <w:tr>
+        <w:tc>
+          <w:tcPr>
+            <w:tcW w:type="dxa" w:w="900"/>
+            <w:tcMar>
+              <w:top w:type="dxa" w:w="90"/>
+              <w:left w:type="dxa" w:w="120"/>
+              <w:bottom w:type="dxa" w:w="90"/>
+              <w:right w:type="dxa" w:w="120"/>
+            </w:tcMar>
+          </w:tcPr>
+          <w:p>
+            <w:pPr>
+              <w:spacing w:after="0" w:line="252"/>
+            </w:pPr>
+            <w:r>
+              <w:rPr>
+                <w:rFonts w:ascii="Consolas" w:cs="Consolas" w:eastAsia="Consolas" w:hAnsi="Consolas"/>
+                <w:b/>
+                <w:bCs/>
+                <w:sz w:val="19"/>
+                <w:szCs w:val="19"/>
+              </w:rPr>
+              <w:t xml:space="preserve">P4</w:t>
+            </w:r>
+          </w:p>
+        </w:tc>
+        <w:tc>
+          <w:tcPr>
+            <w:tcW w:type="dxa" w:w="1300"/>
+            <w:tcMar>
+              <w:top w:type="dxa" w:w="90"/>
+              <w:left w:type="dxa" w:w="120"/>
+              <w:bottom w:type="dxa" w:w="90"/>
+              <w:right w:type="dxa" w:w="120"/>
+            </w:tcMar>
+          </w:tcPr>
+          <w:p>
+            <w:pPr>
+              <w:spacing w:after="0" w:line="252"/>
+            </w:pPr>
+            <w:r>
+              <w:rPr>
+                <w:sz w:val="19"/>
+                <w:szCs w:val="19"/>
+              </w:rPr>
+              <w:t xml:space="preserve">CTLA-4</w:t>
+            </w:r>
+          </w:p>
+        </w:tc>
+        <w:tc>
+          <w:tcPr>
+            <w:tcW w:type="dxa" w:w="1500"/>
+            <w:tcMar>
+              <w:top w:type="dxa" w:w="90"/>
+              <w:left w:type="dxa" w:w="120"/>
+              <w:bottom w:type="dxa" w:w="90"/>
+              <w:right w:type="dxa" w:w="120"/>
+            </w:tcMar>
+          </w:tcPr>
+          <w:p>
+            <w:pPr>
+              <w:spacing w:after="0" w:line="252"/>
+            </w:pPr>
+            <w:r>
+              <w:rPr>
+                <w:sz w:val="19"/>
+                <w:szCs w:val="19"/>
+              </w:rPr>
+              <w:t xml:space="preserve">B + A</w:t>
+            </w:r>
+          </w:p>
+        </w:tc>
+        <w:tc>
+          <w:tcPr>
+            <w:tcW w:type="dxa" w:w="5660"/>
+            <w:tcMar>
+              <w:top w:type="dxa" w:w="90"/>
+              <w:left w:type="dxa" w:w="120"/>
+              <w:bottom w:type="dxa" w:w="90"/>
+              <w:right w:type="dxa" w:w="120"/>
+            </w:tcMar>
+          </w:tcPr>
+          <w:p>
+            <w:pPr>
+              <w:spacing w:after="0" w:line="252"/>
+            </w:pPr>
+            <w:r>
+              <w:rPr>
+                <w:sz w:val="19"/>
+                <w:szCs w:val="19"/>
+              </w:rPr>
+              <w:t xml:space="preserve">Order control for P3 — does cassette position change the outcome?</w:t>
+            </w:r>
+          </w:p>
+        </w:tc>
+      </w:tr>
+      <w:tr>
+        <w:tc>
+          <w:tcPr>
+            <w:tcW w:type="dxa" w:w="900"/>
+            <w:tcMar>
+              <w:top w:type="dxa" w:w="90"/>
+              <w:left w:type="dxa" w:w="120"/>
+              <w:bottom w:type="dxa" w:w="90"/>
+              <w:right w:type="dxa" w:w="120"/>
+            </w:tcMar>
+          </w:tcPr>
+          <w:p>
+            <w:pPr>
+              <w:spacing w:after="0" w:line="252"/>
+            </w:pPr>
+            <w:r>
+              <w:rPr>
+                <w:rFonts w:ascii="Consolas" w:cs="Consolas" w:eastAsia="Consolas" w:hAnsi="Consolas"/>
+                <w:b/>
+                <w:bCs/>
+                <w:sz w:val="19"/>
+                <w:szCs w:val="19"/>
+              </w:rPr>
+              <w:t xml:space="preserve">P5</w:t>
+            </w:r>
+          </w:p>
+        </w:tc>
+        <w:tc>
+          <w:tcPr>
+            <w:tcW w:type="dxa" w:w="1300"/>
+            <w:tcMar>
+              <w:top w:type="dxa" w:w="90"/>
+              <w:left w:type="dxa" w:w="120"/>
+              <w:bottom w:type="dxa" w:w="90"/>
+              <w:right w:type="dxa" w:w="120"/>
+            </w:tcMar>
+          </w:tcPr>
+          <w:p>
+            <w:pPr>
+              <w:spacing w:after="0" w:line="252"/>
+            </w:pPr>
+            <w:r>
+              <w:rPr>
+                <w:sz w:val="19"/>
+                <w:szCs w:val="19"/>
+              </w:rPr>
+              <w:t xml:space="preserve">cytosolic</w:t>
+            </w:r>
+          </w:p>
+        </w:tc>
+        <w:tc>
+          <w:tcPr>
+            <w:tcW w:type="dxa" w:w="1500"/>
+            <w:tcMar>
+              <w:top w:type="dxa" w:w="90"/>
+              <w:left w:type="dxa" w:w="120"/>
+              <w:bottom w:type="dxa" w:w="90"/>
+              <w:right w:type="dxa" w:w="120"/>
+            </w:tcMar>
+          </w:tcPr>
+          <w:p>
+            <w:pPr>
+              <w:spacing w:after="0" w:line="252"/>
+            </w:pPr>
+            <w:r>
+              <w:rPr>
+                <w:sz w:val="19"/>
+                <w:szCs w:val="19"/>
+              </w:rPr>
+              <w:t xml:space="preserve">A + B + E5</w:t>
+            </w:r>
+          </w:p>
+        </w:tc>
+        <w:tc>
+          <w:tcPr>
+            <w:tcW w:type="dxa" w:w="5660"/>
+            <w:tcMar>
+              <w:top w:type="dxa" w:w="90"/>
+              <w:left w:type="dxa" w:w="120"/>
+              <w:bottom w:type="dxa" w:w="90"/>
+              <w:right w:type="dxa" w:w="120"/>
+            </w:tcMar>
+          </w:tcPr>
+          <w:p>
+            <w:pPr>
+              <w:spacing w:after="0" w:line="252"/>
+            </w:pPr>
+            <w:r>
+              <w:rPr>
+                <w:sz w:val="19"/>
+                <w:szCs w:val="19"/>
+              </w:rPr>
+              <w:t xml:space="preserve">Baseline with no routing, and the only construct where the degron has a free C-terminus — so this is the degron-positive comparator.</w:t>
+            </w:r>
+          </w:p>
+        </w:tc>
+      </w:tr>
+      <w:tr>
+        <w:tc>
+          <w:tcPr>
+            <w:tcW w:type="dxa" w:w="900"/>
+            <w:tcMar>
+              <w:top w:type="dxa" w:w="90"/>
+              <w:left w:type="dxa" w:w="120"/>
+              <w:bottom w:type="dxa" w:w="90"/>
+              <w:right w:type="dxa" w:w="120"/>
+            </w:tcMar>
+          </w:tcPr>
+          <w:p>
+            <w:pPr>
+              <w:spacing w:after="0" w:line="252"/>
+            </w:pPr>
+            <w:r>
+              <w:rPr>
+                <w:rFonts w:ascii="Consolas" w:cs="Consolas" w:eastAsia="Consolas" w:hAnsi="Consolas"/>
+                <w:b/>
+                <w:bCs/>
+                <w:sz w:val="19"/>
+                <w:szCs w:val="19"/>
+              </w:rPr>
+              <w:t xml:space="preserve">P6</w:t>
+            </w:r>
+          </w:p>
+        </w:tc>
+        <w:tc>
+          <w:tcPr>
+            <w:tcW w:type="dxa" w:w="1300"/>
+            <w:tcMar>
+              <w:top w:type="dxa" w:w="90"/>
+              <w:left w:type="dxa" w:w="120"/>
+              <w:bottom w:type="dxa" w:w="90"/>
+              <w:right w:type="dxa" w:w="120"/>
+            </w:tcMar>
+          </w:tcPr>
+          <w:p>
+            <w:pPr>
+              <w:spacing w:after="0" w:line="252"/>
+            </w:pPr>
+            <w:r>
+              <w:rPr>
+                <w:sz w:val="19"/>
+                <w:szCs w:val="19"/>
+              </w:rPr>
+              <w:t xml:space="preserve">LAMP1</w:t>
+            </w:r>
+          </w:p>
+        </w:tc>
+        <w:tc>
+          <w:tcPr>
+            <w:tcW w:type="dxa" w:w="1500"/>
+            <w:tcMar>
+              <w:top w:type="dxa" w:w="90"/>
+              <w:left w:type="dxa" w:w="120"/>
+              <w:bottom w:type="dxa" w:w="90"/>
+              <w:right w:type="dxa" w:w="120"/>
+            </w:tcMar>
+          </w:tcPr>
+          <w:p>
+            <w:pPr>
+              <w:spacing w:after="0" w:line="252"/>
+            </w:pPr>
+            <w:r>
+              <w:rPr>
+                <w:sz w:val="19"/>
+                <w:szCs w:val="19"/>
+              </w:rPr>
+              <w:t xml:space="preserve">A + B</w:t>
+            </w:r>
+          </w:p>
+        </w:tc>
+        <w:tc>
+          <w:tcPr>
+            <w:tcW w:type="dxa" w:w="5660"/>
+            <w:tcMar>
+              <w:top w:type="dxa" w:w="90"/>
+              <w:left w:type="dxa" w:w="120"/>
+              <w:bottom w:type="dxa" w:w="90"/>
+              <w:right w:type="dxa" w:w="120"/>
+            </w:tcMar>
+          </w:tcPr>
+          <w:p>
+            <w:pPr>
+              <w:spacing w:after="0" w:line="252"/>
+            </w:pPr>
+            <w:r>
+              <w:rPr>
+                <w:sz w:val="19"/>
+                <w:szCs w:val="19"/>
+              </w:rPr>
+              <w:t xml:space="preserve">Does the direct AP-3 route beat the detour via the cell surface?</w:t>
+            </w:r>
+          </w:p>
+        </w:tc>
+      </w:tr>
+      <w:tr>
+        <w:tc>
+          <w:tcPr>
+            <w:tcW w:type="dxa" w:w="900"/>
+            <w:tcMar>
+              <w:top w:type="dxa" w:w="90"/>
+              <w:left w:type="dxa" w:w="120"/>
+              <w:bottom w:type="dxa" w:w="90"/>
+              <w:right w:type="dxa" w:w="120"/>
+            </w:tcMar>
+          </w:tcPr>
+          <w:p>
+            <w:pPr>
+              <w:spacing w:after="0" w:line="252"/>
+            </w:pPr>
+            <w:r>
+              <w:rPr>
+                <w:rFonts w:ascii="Consolas" w:cs="Consolas" w:eastAsia="Consolas" w:hAnsi="Consolas"/>
+                <w:b/>
+                <w:bCs/>
+                <w:sz w:val="19"/>
+                <w:szCs w:val="19"/>
+              </w:rPr>
+              <w:t xml:space="preserve">P7</w:t>
+            </w:r>
+          </w:p>
+        </w:tc>
+        <w:tc>
+          <w:tcPr>
+            <w:tcW w:type="dxa" w:w="1300"/>
+            <w:tcMar>
+              <w:top w:type="dxa" w:w="90"/>
+              <w:left w:type="dxa" w:w="120"/>
+              <w:bottom w:type="dxa" w:w="90"/>
+              <w:right w:type="dxa" w:w="120"/>
+            </w:tcMar>
+          </w:tcPr>
+          <w:p>
+            <w:pPr>
+              <w:spacing w:after="0" w:line="252"/>
+            </w:pPr>
+            <w:r>
+              <w:rPr>
+                <w:sz w:val="19"/>
+                <w:szCs w:val="19"/>
+              </w:rPr>
+              <w:t xml:space="preserve">dual</w:t>
+            </w:r>
+          </w:p>
+        </w:tc>
+        <w:tc>
+          <w:tcPr>
+            <w:tcW w:type="dxa" w:w="1500"/>
+            <w:tcMar>
+              <w:top w:type="dxa" w:w="90"/>
+              <w:left w:type="dxa" w:w="120"/>
+              <w:bottom w:type="dxa" w:w="90"/>
+              <w:right w:type="dxa" w:w="120"/>
+            </w:tcMar>
+          </w:tcPr>
+          <w:p>
+            <w:pPr>
+              <w:spacing w:after="0" w:line="252"/>
+            </w:pPr>
+            <w:r>
+              <w:rPr>
+                <w:sz w:val="19"/>
+                <w:szCs w:val="19"/>
+              </w:rPr>
+              <w:t xml:space="preserve">A cyto · B lyso</w:t>
+            </w:r>
+          </w:p>
+        </w:tc>
+        <w:tc>
+          <w:tcPr>
+            <w:tcW w:type="dxa" w:w="5660"/>
+            <w:tcMar>
+              <w:top w:type="dxa" w:w="90"/>
+              <w:left w:type="dxa" w:w="120"/>
+              <w:bottom w:type="dxa" w:w="90"/>
+              <w:right w:type="dxa" w:w="120"/>
+            </w:tcMar>
+          </w:tcPr>
+          <w:p>
+            <w:pPr>
+              <w:spacing w:after="0" w:line="252"/>
+            </w:pPr>
+            <w:r>
+              <w:rPr>
+                <w:sz w:val="19"/>
+                <w:szCs w:val="19"/>
+              </w:rPr>
+              <w:t xml:space="preserve">Can one mRNA send two antigens to two compartments deliberately? Note E5 is internal here, so it is expected to be weak.</w:t>
+            </w:r>
+          </w:p>
+        </w:tc>
+      </w:tr>
+      <w:tr>
+        <w:tc>
+          <w:tcPr>
+            <w:tcW w:type="dxa" w:w="900"/>
+            <w:tcMar>
+              <w:top w:type="dxa" w:w="90"/>
+              <w:left w:type="dxa" w:w="120"/>
+              <w:bottom w:type="dxa" w:w="90"/>
+              <w:right w:type="dxa" w:w="120"/>
+            </w:tcMar>
+          </w:tcPr>
+          <w:p>
+            <w:pPr>
+              <w:spacing w:after="0" w:line="252"/>
+            </w:pPr>
+            <w:r>
+              <w:rPr>
+                <w:rFonts w:ascii="Consolas" w:cs="Consolas" w:eastAsia="Consolas" w:hAnsi="Consolas"/>
+                <w:b/>
+                <w:bCs/>
+                <w:sz w:val="19"/>
+                <w:szCs w:val="19"/>
+              </w:rPr>
+              <w:t xml:space="preserve">P8</w:t>
+            </w:r>
+          </w:p>
+        </w:tc>
+        <w:tc>
+          <w:tcPr>
+            <w:tcW w:type="dxa" w:w="1300"/>
+            <w:tcMar>
+              <w:top w:type="dxa" w:w="90"/>
+              <w:left w:type="dxa" w:w="120"/>
+              <w:bottom w:type="dxa" w:w="90"/>
+              <w:right w:type="dxa" w:w="120"/>
+            </w:tcMar>
+          </w:tcPr>
+          <w:p>
+            <w:pPr>
+              <w:spacing w:after="0" w:line="252"/>
+            </w:pPr>
+            <w:r>
+              <w:rPr>
+                <w:sz w:val="19"/>
+                <w:szCs w:val="19"/>
+              </w:rPr>
+              <w:t xml:space="preserve">dual</w:t>
+            </w:r>
+          </w:p>
+        </w:tc>
+        <w:tc>
+          <w:tcPr>
+            <w:tcW w:type="dxa" w:w="1500"/>
+            <w:tcMar>
+              <w:top w:type="dxa" w:w="90"/>
+              <w:left w:type="dxa" w:w="120"/>
+              <w:bottom w:type="dxa" w:w="90"/>
+              <w:right w:type="dxa" w:w="120"/>
+            </w:tcMar>
+          </w:tcPr>
+          <w:p>
+            <w:pPr>
+              <w:spacing w:after="0" w:line="252"/>
+            </w:pPr>
+            <w:r>
+              <w:rPr>
+                <w:sz w:val="19"/>
+                <w:szCs w:val="19"/>
+              </w:rPr>
+              <w:t xml:space="preserve">B cyto · A lyso</w:t>
+            </w:r>
+          </w:p>
+        </w:tc>
+        <w:tc>
+          <w:tcPr>
+            <w:tcW w:type="dxa" w:w="5660"/>
+            <w:tcMar>
+              <w:top w:type="dxa" w:w="90"/>
+              <w:left w:type="dxa" w:w="120"/>
+              <w:bottom w:type="dxa" w:w="90"/>
+              <w:right w:type="dxa" w:w="120"/>
+            </w:tcMar>
+          </w:tcPr>
+          <w:p>
+            <w:pPr>
+              <w:spacing w:after="0" w:line="252"/>
+            </w:pPr>
+            <w:r>
+              <w:rPr>
+                <w:sz w:val="19"/>
+                <w:szCs w:val="19"/>
+              </w:rPr>
+              <w:t xml:space="preserve">Swap control for P7 — is the effect about the route, or about the antigen?</w:t>
+            </w:r>
+          </w:p>
+        </w:tc>
+      </w:tr>
+    </w:tbl>
+    <w:p>
+      <w:pPr>
+        <w:spacing w:after="40" w:before="260"/>
+      </w:pPr>
+      <w:r>
+        <w:rPr>
+          <w:rFonts w:ascii="Consolas" w:cs="Consolas" w:eastAsia="Consolas" w:hAnsi="Consolas"/>
+          <w:color w:val="4A6373"/>
+          <w:spacing w:val="24"/>
+          <w:sz w:val="16"/>
+          <w:szCs w:val="16"/>
+        </w:rPr>
+        <w:t xml:space="preserve">05 — THE VECTOR</w:t>
+      </w:r>
+    </w:p>
+    <w:p>
+      <w:pPr>
+        <w:pStyle w:val="Heading1"/>
+        <w:spacing w:after="140" w:before="360"/>
+      </w:pPr>
+      <w:r>
+        <w:rPr>
+          <w:rFonts w:ascii="Cambria" w:cs="Cambria" w:eastAsia="Cambria" w:hAnsi="Cambria"/>
+          <w:b/>
+          <w:bCs/>
+          <w:color w:val="15222C"/>
+          <w:sz w:val="30"/>
+          <w:szCs w:val="30"/>
+        </w:rPr>
+        <w:t xml:space="preserve">Every element in the plasmid, and what it buys us</w:t>
+      </w:r>
+    </w:p>
+    <w:p>
+      <w:pPr>
+        <w:spacing w:after="160" w:line="276"/>
+      </w:pPr>
+      <w:r>
+        <w:rPr>
+          <w:rFonts w:ascii="Calibri" w:cs="Calibri" w:eastAsia="Calibri" w:hAnsi="Calibri"/>
+          <w:color w:val="15222C"/>
+          <w:sz w:val="21"/>
+          <w:szCs w:val="21"/>
+        </w:rPr>
+        <w:t xml:space="preserve">The backbone is pJET1.2 — a bacterial cloning vector with no eukaryotic machinery, because the plasmid only has to grow in </w:t>
+      </w:r>
+      <w:r>
+        <w:rPr>
+          <w:rFonts w:ascii="Calibri" w:cs="Calibri" w:eastAsia="Calibri" w:hAnsi="Calibri"/>
+          <w:i/>
+          <w:iCs/>
+          <w:color w:val="15222C"/>
+          <w:sz w:val="21"/>
+          <w:szCs w:val="21"/>
+        </w:rPr>
+        <w:t xml:space="preserve">E. coli</w:t>
+      </w:r>
+      <w:r>
+        <w:rPr>
+          <w:rFonts w:ascii="Calibri" w:cs="Calibri" w:eastAsia="Calibri" w:hAnsi="Calibri"/>
+          <w:color w:val="15222C"/>
+          <w:sz w:val="21"/>
+          <w:szCs w:val="21"/>
+        </w:rPr>
+        <w:t xml:space="preserve"> before being cut for IVT. The fragment goes into its single blunt Eco32I site at 371/372.</w:t>
+      </w:r>
+    </w:p>
+    <w:p>
+      <w:pPr>
+        <w:spacing w:after="80" w:before="200"/>
+        <w:jc w:val="center"/>
+      </w:pPr>
+      <w:r>
+        <w:drawing>
+          <wp:inline distT="0" distB="0" distL="0" distR="0">
+            <wp:extent cx="5943600" cy="2009775"/>
+            <wp:effectExtent t="0" r="0" b="0" l="0"/>
+            <wp:docPr id="1" name="" descr="" title=""/>
+            <wp:cNvGraphicFramePr>
+              <a:graphicFrameLocks xmlns:a="http://schemas.openxmlformats.org/drawingml/2006/main" noChangeAspect="1"/>
+            </wp:cNvGraphicFramePr>
+            <a:graphic xmlns:a="http://schemas.openxmlformats.org/drawingml/2006/main">
+              <a:graphicData uri="http://schemas.openxmlformats.org/drawingml/2006/picture">
+                <pic:pic xmlns:pic="http://schemas.openxmlformats.org/drawingml/2006/picture">
+                  <pic:nvPicPr>
+                    <pic:cNvPr id="0" name="" descr=""/>
+                    <pic:cNvPicPr>
+                      <a:picLocks noChangeAspect="1" noChangeArrowheads="1"/>
+                    </pic:cNvPicPr>
+                  </pic:nvPicPr>
+                  <pic:blipFill>
+                    <a:blip r:embed="rId12" cstate="none"/>
+                    <a:srcRect/>
+                    <a:stretch>
+                      <a:fillRect/>
+                    </a:stretch>
+                  </pic:blipFill>
+                  <pic:spPr bwMode="auto">
+                    <a:xfrm>
+                      <a:off x="0" y="0"/>
+                      <a:ext cx="5943600" cy="2009775"/>
+                    </a:xfrm>
+                    <a:prstGeom prst="rect">
+                      <a:avLst/>
+                    </a:prstGeom>
+                  </pic:spPr>
+                </pic:pic>
+              </a:graphicData>
+            </a:graphic>
+          </wp:inline>
+        </w:drawing>
+      </w:r>
+    </w:p>
+    <w:p>
+      <w:pPr>
+        <w:spacing w:after="240"/>
+      </w:pPr>
+      <w:r>
+        <w:rPr>
+          <w:rFonts w:ascii="Calibri" w:cs="Calibri" w:eastAsia="Calibri" w:hAnsi="Calibri"/>
+          <w:b/>
+          <w:bCs/>
+          <w:color w:val="15222C"/>
+          <w:sz w:val="19"/>
+          <w:szCs w:val="19"/>
+        </w:rPr>
+        <w:t xml:space="preserve">Figure 6. </w:t>
+      </w:r>
+      <w:r>
+        <w:rPr>
+          <w:rFonts w:ascii="Calibri" w:cs="Calibri" w:eastAsia="Calibri" w:hAnsi="Calibri"/>
+          <w:color w:val="4A6373"/>
+          <w:sz w:val="19"/>
+          <w:szCs w:val="19"/>
+        </w:rPr>
+        <w:t xml:space="preserve">The Eco32I site sits inside the lethal </w:t>
+      </w:r>
+      <w:r>
+        <w:rPr>
+          <w:rFonts w:ascii="Consolas" w:cs="Consolas" w:eastAsia="Consolas" w:hAnsi="Consolas"/>
+          <w:color w:val="4A6373"/>
+          <w:sz w:val="19"/>
+          <w:szCs w:val="19"/>
+        </w:rPr>
+        <w:t xml:space="preserve">eco47IR</w:t>
+      </w:r>
+      <w:r>
+        <w:rPr>
+          <w:rFonts w:ascii="Calibri" w:cs="Calibri" w:eastAsia="Calibri" w:hAnsi="Calibri"/>
+          <w:color w:val="4A6373"/>
+          <w:sz w:val="19"/>
+          <w:szCs w:val="19"/>
+        </w:rPr>
+        <w:t xml:space="preserve"> gene, so breaking it is the selection: colonies that grow carry an insert. The two flanking BglII sites do double duty — releasing the insert for the diagnostic gel and producing the IVT template in the same digest. </w:t>
       </w:r>
       <w:r>
         <w:rPr>
@@ -2045,7 +2201,7 @@
           <w:sz w:val="19"/>
           <w:szCs w:val="19"/>
         </w:rPr>
-        <w:t xml:space="preserve">That is why no insert may contain a BsaI site</w:t>
+        <w:t xml:space="preserve">That is why no fragment may contain a BglII site</w:t>
       </w:r>
       <w:r>
         <w:rPr>
@@ -2054,7 +2210,7 @@
           <w:sz w:val="19"/>
           <w:szCs w:val="19"/>
         </w:rPr>
-        <w:t xml:space="preserve"> — one inside the cassette would cut the template in half. All nine were screened and are clean.</w:t>
+        <w:t xml:space="preserve">; all nine were screened and are clean.</w:t>
       </w:r>
     </w:p>
     <w:tbl>
@@ -2178,7 +2334,7 @@
                 <w:sz w:val="19"/>
                 <w:szCs w:val="19"/>
               </w:rPr>
-              <w:t xml:space="preserve">Not the textbook …CACTATAG. The transcript starts AGG, which is what CleanCap AG needs — this is the "AG" in pVax1_AG, and the one thing never to disturb if the UTRs are ever changed.</w:t>
+              <w:t xml:space="preserve">Not the textbook …CACTATAG. The transcript starts AGG, which is what an AG-initiating cap1 analog needs. The IVT kit manual gives the minimum promoter as 5′-TAATACGACTCACTATAAGG, so this is fixed by the chemistry — and it is the one thing never to disturb if the UTRs are ever changed.</w:t>
             </w:r>
           </w:p>
         </w:tc>
@@ -2206,7 +2362,7 @@
                 <w:sz w:val="19"/>
                 <w:szCs w:val="19"/>
               </w:rPr>
-              <w:t xml:space="preserve">5′ UTR, 44 nt</w:t>
+              <w:t xml:space="preserve">5′ UTR, 47 nt</w:t>
             </w:r>
           </w:p>
         </w:tc>
@@ -2257,7 +2413,7 @@
                 <w:sz w:val="19"/>
                 <w:szCs w:val="19"/>
               </w:rPr>
-              <w:t xml:space="preserve">Insert window</w:t>
+              <w:t xml:space="preserve">Insert site</w:t>
             </w:r>
           </w:p>
         </w:tc>
@@ -2280,7 +2436,7 @@
                 <w:sz w:val="19"/>
                 <w:szCs w:val="19"/>
               </w:rPr>
-              <w:t xml:space="preserve">699–1418, replacing eGFP exactly. The 20-bp homology arms on each gBlock are backbone sequence, so the Kozak appears once in the finished plasmid and the ORF starts in frame.</w:t>
+              <w:t xml:space="preserve">The blunt Eco32I cut at 371/372, unique in the vector and inside the lethal eco47IR gene. Breaking that gene is the selection: an empty re-ligated vector still kills its host, so colonies that grow carry an insert.</w:t>
             </w:r>
           </w:p>
         </w:tc>
@@ -2308,7 +2464,7 @@
                 <w:sz w:val="19"/>
                 <w:szCs w:val="19"/>
               </w:rPr>
-              <w:t xml:space="preserve">3′ UTR, 99 nt</w:t>
+              <w:t xml:space="preserve">3′ UTR, 296 nt</w:t>
             </w:r>
           </w:p>
         </w:tc>
@@ -2331,7 +2487,7 @@
                 <w:sz w:val="19"/>
                 <w:szCs w:val="19"/>
               </w:rPr>
-              <w:t xml:space="preserve">Globin-derived, for transcript stability. We corrected the map here: it was labelled 54 nt, leaving the UTR’s own AAUAAA unannotated. Harmless to the molecule, but a map that could not answer "does this transcript carry a poly(A) signal?".</w:t>
+              <w:t xml:space="preserve">The BNT162b2 3′ UTR verbatim — the AES UTR followed by the mtRNR1 element, selected ex vivo for stability and protein output. It replaced a 99-nt sequence carried over from the old backbone, which the parts registry itself marked as a placeholder.</w:t>
             </w:r>
           </w:p>
         </w:tc>
@@ -2382,7 +2538,23 @@
                 <w:sz w:val="19"/>
                 <w:szCs w:val="19"/>
               </w:rPr>
-              <w:t xml:space="preserve">Encoded in the plasmid, and added again by PCR at the IVT step. We left it out of the gBlocks: a 120-nt A-tract is close to unsynthesisable, and since the primer adds the tail anyway the encoded copy does no work for the transcript.</w:t>
+              <w:t xml:space="preserve">Not in the gene fragment: a flat A120 fails vendor screening, and so does a segmented A30–linker–A70 whose 70-nt run is still too long. It is added by PCR with IVT</w:t>
+            </w:r>
+            <w:r>
+              <w:rPr>
+                <w:i/>
+                <w:iCs/>
+                <w:sz w:val="19"/>
+                <w:szCs w:val="19"/>
+              </w:rPr>
+              <w:t xml:space="preserve">R</w:t>
+            </w:r>
+            <w:r>
+              <w:rPr>
+                <w:sz w:val="19"/>
+                <w:szCs w:val="19"/>
+              </w:rPr>
+              <w:t xml:space="preserve">polyA120 before cloning, so the plasmid carries it encoded and the long primer is spent once rather than every prep.</w:t>
             </w:r>
           </w:p>
         </w:tc>
@@ -2410,7 +2582,7 @@
                 <w:sz w:val="19"/>
                 <w:szCs w:val="19"/>
               </w:rPr>
-              <w:t xml:space="preserve">CMV promoter</w:t>
+              <w:t xml:space="preserve">No eukaryotic promoter</w:t>
             </w:r>
           </w:p>
         </w:tc>
@@ -2433,7 +2605,7 @@
                 <w:sz w:val="19"/>
                 <w:szCs w:val="19"/>
               </w:rPr>
-              <w:t xml:space="preserve">Lets the same plasmid be transfected directly, as a comparison arm. This is why we also screen every ORF for AAUAAA — in a nuclear transcript a cryptic poly(A) signal inside the coding sequence would truncate the mRNA.</w:t>
+              <w:t xml:space="preserve">pJET1.2 has none, which is the point of moving to it. The 809 bp of mammalian-only machinery the previous backbone carried did no work for an IVT template.</w:t>
             </w:r>
           </w:p>
         </w:tc>
@@ -2888,7 +3060,7 @@
           <w:sz w:val="18"/>
           <w:szCs w:val="18"/>
         </w:rPr>
-        <w:t xml:space="preserve">Constructs P0–P8 on pVax1_AG (3855 bp backbone; assembled plasmids 3402–3690 bp, matching the audited architecture table exactly). Nine gBlocks, 307–595 bp. Every map verified against the parent vector — reading frame, Kozak junction, AGG transcription start, BsaI count, poly(A) integrity and backbone elements re-derived from the assembled sequence rather than assumed.</w:t>
+        <w:t xml:space="preserve">Constructs P0–P8 on pJET1.2 (2974 bp backbone; assembled plasmids 3644–3929 bp). Nine gene fragments, 670–955 bp. Every map verified against the parent vector — reading frame, Kozak junction, AGG transcription start, the IVT kit minimum promoter, BglII count and the disruption of eco47IR re-derived from the assembled sequence rather than assumed.</w:t>
       </w:r>
     </w:p>
     <w:sectPr>
